--- a/Pesquisa UDIAD.docx
+++ b/Pesquisa UDIAD.docx
@@ -1643,6 +1643,22 @@
         <w:ind w:left="2160" w:firstLine="720"/>
         <w:jc w:val="both"/>
         <w:rPr>
+          <w:sz w:val="24"/>
+          <w:szCs w:val="24"/>
+        </w:rPr>
+      </w:pPr>
+      <w:r>
+        <w:rPr>
+          <w:rtl w:val="0"/>
+        </w:rPr>
+      </w:r>
+    </w:p>
+    <w:p>
+      <w:pPr>
+        <w:spacing w:line="360" w:lineRule="auto"/>
+        <w:ind w:left="2160" w:firstLine="720"/>
+        <w:jc w:val="both"/>
+        <w:rPr>
           <w:i w:val="1"/>
           <w:iCs w:val="1"/>
           <w:sz w:val="24"/>
@@ -2108,37 +2124,19 @@
     <w:p>
       <w:pPr>
         <w:spacing w:line="360" w:lineRule="auto"/>
-        <w:ind w:left="2160" w:firstLine="720"/>
-        <w:jc w:val="both"/>
+        <w:ind w:left="3600" w:firstLine="720"/>
+        <w:jc w:val="both"/>
+        <w:rPr>
+          <w:sz w:val="24"/>
+          <w:szCs w:val="24"/>
+        </w:rPr>
+      </w:pPr>
+      <w:r>
         <w:rPr>
           <w:i w:val="1"/>
           <w:iCs w:val="1"/>
           <w:sz w:val="24"/>
           <w:szCs w:val="24"/>
-        </w:rPr>
-      </w:pPr>
-      <w:r>
-        <w:rPr>
-          <w:rtl w:val="0"/>
-        </w:rPr>
-      </w:r>
-    </w:p>
-    <w:p>
-      <w:pPr>
-        <w:spacing w:line="360" w:lineRule="auto"/>
-        <w:ind w:left="3600" w:firstLine="720"/>
-        <w:jc w:val="both"/>
-        <w:rPr>
-          <w:sz w:val="24"/>
-          <w:szCs w:val="24"/>
-        </w:rPr>
-      </w:pPr>
-      <w:r>
-        <w:rPr>
-          <w:i w:val="1"/>
-          <w:iCs w:val="1"/>
-          <w:sz w:val="24"/>
-          <w:szCs w:val="24"/>
           <w:rtl w:val="0"/>
         </w:rPr>
         <w:t xml:space="preserve">“A arte de viver consiste em tirar o maior bem do maior mal”</w:t>
@@ -2999,6 +2997,793 @@
         </w:rPr>
       </w:r>
     </w:p>
+    <w:sdt>
+      <w:sdtPr>
+        <w:id w:val="-1042567357"/>
+        <w:docPartObj>
+          <w:docPartGallery w:val="Table of Contents"/>
+          <w:docPartUnique w:val="1"/>
+        </w:docPartObj>
+      </w:sdtPr>
+      <w:sdtContent>
+        <w:p>
+          <w:pPr>
+            <w:widowControl w:val="0"/>
+            <w:tabs>
+              <w:tab w:val="right" w:leader="dot" w:pos="9070.866141732284"/>
+            </w:tabs>
+            <w:spacing w:before="60" w:line="240" w:lineRule="auto"/>
+            <w:rPr>
+              <w:b w:val="1"/>
+              <w:bCs w:val="1"/>
+              <w:color w:val="000000"/>
+              <w:u w:val="none"/>
+            </w:rPr>
+          </w:pPr>
+          <w:r>
+            <w:fldChar w:fldCharType="begin"/>
+            <w:instrText xml:space="preserve"> TOC \h \u \z \t "Heading 1,1,Heading 2,2,Heading 3,3,Heading 4,4,Heading 5,5,Heading 6,6,"</w:instrText>
+            <w:fldChar w:fldCharType="separate"/>
+          </w:r>
+          <w:hyperlink w:anchor="_51jxzpxs8scs">
+            <w:r>
+              <w:rPr>
+                <w:b w:val="1"/>
+                <w:bCs w:val="1"/>
+                <w:color w:val="000000"/>
+                <w:u w:val="none"/>
+                <w:rtl w:val="0"/>
+              </w:rPr>
+              <w:t xml:space="preserve">1.1 TEMA E PROBLEMA</w:t>
+              <w:tab/>
+            </w:r>
+          </w:hyperlink>
+          <w:r>
+            <w:fldChar w:fldCharType="begin"/>
+            <w:instrText xml:space="preserve"> PAGEREF _51jxzpxs8scs \h </w:instrText>
+            <w:fldChar w:fldCharType="separate"/>
+          </w:r>
+          <w:r>
+            <w:rPr>
+              <w:b w:val="1"/>
+              <w:bCs w:val="1"/>
+              <w:rtl w:val="0"/>
+            </w:rPr>
+            <w:t xml:space="preserve">7</w:t>
+          </w:r>
+          <w:r>
+            <w:fldChar w:fldCharType="end"/>
+          </w:r>
+          <w:r>
+            <w:rPr>
+              <w:rtl w:val="0"/>
+            </w:rPr>
+          </w:r>
+        </w:p>
+        <w:p>
+          <w:pPr>
+            <w:widowControl w:val="0"/>
+            <w:tabs>
+              <w:tab w:val="right" w:leader="dot" w:pos="9070.866141732284"/>
+            </w:tabs>
+            <w:spacing w:before="60" w:line="240" w:lineRule="auto"/>
+            <w:rPr>
+              <w:b w:val="1"/>
+              <w:bCs w:val="1"/>
+              <w:color w:val="000000"/>
+              <w:u w:val="none"/>
+            </w:rPr>
+          </w:pPr>
+          <w:hyperlink w:anchor="_ce90ixpq02mq">
+            <w:r>
+              <w:rPr>
+                <w:b w:val="1"/>
+                <w:bCs w:val="1"/>
+                <w:color w:val="000000"/>
+                <w:u w:val="none"/>
+                <w:rtl w:val="0"/>
+              </w:rPr>
+              <w:t xml:space="preserve">1.2 OBJETIVO</w:t>
+              <w:tab/>
+            </w:r>
+          </w:hyperlink>
+          <w:r>
+            <w:fldChar w:fldCharType="begin"/>
+            <w:instrText xml:space="preserve"> PAGEREF _ce90ixpq02mq \h </w:instrText>
+            <w:fldChar w:fldCharType="separate"/>
+          </w:r>
+          <w:r>
+            <w:rPr>
+              <w:b w:val="1"/>
+              <w:bCs w:val="1"/>
+              <w:rtl w:val="0"/>
+            </w:rPr>
+            <w:t xml:space="preserve">8</w:t>
+          </w:r>
+          <w:r>
+            <w:fldChar w:fldCharType="end"/>
+          </w:r>
+          <w:r>
+            <w:rPr>
+              <w:rtl w:val="0"/>
+            </w:rPr>
+          </w:r>
+        </w:p>
+        <w:p>
+          <w:pPr>
+            <w:widowControl w:val="0"/>
+            <w:tabs>
+              <w:tab w:val="right" w:leader="dot" w:pos="9070.866141732284"/>
+            </w:tabs>
+            <w:spacing w:before="60" w:line="240" w:lineRule="auto"/>
+            <w:ind w:left="360" w:firstLine="0"/>
+            <w:rPr>
+              <w:color w:val="000000"/>
+              <w:u w:val="none"/>
+            </w:rPr>
+          </w:pPr>
+          <w:hyperlink w:anchor="_5o7x352enffs">
+            <w:r>
+              <w:rPr>
+                <w:color w:val="000000"/>
+                <w:u w:val="none"/>
+                <w:rtl w:val="0"/>
+              </w:rPr>
+              <w:t xml:space="preserve">1.2.1 OBJETIVOS ESPECÍFICOS</w:t>
+              <w:tab/>
+            </w:r>
+          </w:hyperlink>
+          <w:r>
+            <w:fldChar w:fldCharType="begin"/>
+            <w:instrText xml:space="preserve"> PAGEREF _5o7x352enffs \h </w:instrText>
+            <w:fldChar w:fldCharType="separate"/>
+          </w:r>
+          <w:r>
+            <w:rPr>
+              <w:rtl w:val="0"/>
+            </w:rPr>
+            <w:t xml:space="preserve">8</w:t>
+          </w:r>
+          <w:r>
+            <w:fldChar w:fldCharType="end"/>
+          </w:r>
+          <w:r>
+            <w:rPr>
+              <w:rtl w:val="0"/>
+            </w:rPr>
+          </w:r>
+        </w:p>
+        <w:p>
+          <w:pPr>
+            <w:widowControl w:val="0"/>
+            <w:tabs>
+              <w:tab w:val="right" w:leader="dot" w:pos="9070.866141732284"/>
+            </w:tabs>
+            <w:spacing w:before="60" w:line="240" w:lineRule="auto"/>
+            <w:ind w:left="360" w:firstLine="0"/>
+            <w:rPr>
+              <w:color w:val="000000"/>
+              <w:u w:val="none"/>
+            </w:rPr>
+          </w:pPr>
+          <w:hyperlink w:anchor="_tg1zvkttrcrb">
+            <w:r>
+              <w:rPr>
+                <w:color w:val="000000"/>
+                <w:u w:val="none"/>
+                <w:rtl w:val="0"/>
+              </w:rPr>
+              <w:t xml:space="preserve">2.1.2 PÚBLICO-ALVO DA STRIPE</w:t>
+              <w:tab/>
+            </w:r>
+          </w:hyperlink>
+          <w:r>
+            <w:fldChar w:fldCharType="begin"/>
+            <w:instrText xml:space="preserve"> PAGEREF _tg1zvkttrcrb \h </w:instrText>
+            <w:fldChar w:fldCharType="separate"/>
+          </w:r>
+          <w:r>
+            <w:rPr>
+              <w:rtl w:val="0"/>
+            </w:rPr>
+            <w:t xml:space="preserve">8</w:t>
+          </w:r>
+          <w:r>
+            <w:fldChar w:fldCharType="end"/>
+          </w:r>
+          <w:r>
+            <w:rPr>
+              <w:rtl w:val="0"/>
+            </w:rPr>
+          </w:r>
+        </w:p>
+        <w:p>
+          <w:pPr>
+            <w:widowControl w:val="0"/>
+            <w:tabs>
+              <w:tab w:val="right" w:leader="dot" w:pos="9070.866141732284"/>
+            </w:tabs>
+            <w:spacing w:before="60" w:line="240" w:lineRule="auto"/>
+            <w:ind w:left="360" w:firstLine="0"/>
+            <w:rPr>
+              <w:color w:val="000000"/>
+              <w:u w:val="none"/>
+            </w:rPr>
+          </w:pPr>
+          <w:hyperlink w:anchor="_bjhcv2ygbr8b">
+            <w:r>
+              <w:rPr>
+                <w:color w:val="000000"/>
+                <w:u w:val="none"/>
+                <w:rtl w:val="0"/>
+              </w:rPr>
+              <w:t xml:space="preserve">2.1.3 ARQUITETURA DE TEXTO</w:t>
+              <w:tab/>
+            </w:r>
+          </w:hyperlink>
+          <w:r>
+            <w:fldChar w:fldCharType="begin"/>
+            <w:instrText xml:space="preserve"> PAGEREF _bjhcv2ygbr8b \h </w:instrText>
+            <w:fldChar w:fldCharType="separate"/>
+          </w:r>
+          <w:r>
+            <w:rPr>
+              <w:rtl w:val="0"/>
+            </w:rPr>
+            <w:t xml:space="preserve">9</w:t>
+          </w:r>
+          <w:r>
+            <w:fldChar w:fldCharType="end"/>
+          </w:r>
+          <w:r>
+            <w:rPr>
+              <w:rtl w:val="0"/>
+            </w:rPr>
+          </w:r>
+        </w:p>
+        <w:p>
+          <w:pPr>
+            <w:widowControl w:val="0"/>
+            <w:tabs>
+              <w:tab w:val="right" w:leader="dot" w:pos="9070.866141732284"/>
+            </w:tabs>
+            <w:spacing w:before="60" w:line="240" w:lineRule="auto"/>
+            <w:ind w:left="360" w:firstLine="0"/>
+            <w:rPr>
+              <w:color w:val="000000"/>
+              <w:u w:val="none"/>
+            </w:rPr>
+          </w:pPr>
+          <w:hyperlink w:anchor="_3a45ymcb6gls">
+            <w:r>
+              <w:rPr>
+                <w:color w:val="000000"/>
+                <w:u w:val="none"/>
+                <w:rtl w:val="0"/>
+              </w:rPr>
+              <w:t xml:space="preserve">2.1.4 PALETA DE CORES</w:t>
+              <w:tab/>
+            </w:r>
+          </w:hyperlink>
+          <w:r>
+            <w:fldChar w:fldCharType="begin"/>
+            <w:instrText xml:space="preserve"> PAGEREF _3a45ymcb6gls \h </w:instrText>
+            <w:fldChar w:fldCharType="separate"/>
+          </w:r>
+          <w:r>
+            <w:rPr>
+              <w:rtl w:val="0"/>
+            </w:rPr>
+            <w:t xml:space="preserve">9</w:t>
+          </w:r>
+          <w:r>
+            <w:fldChar w:fldCharType="end"/>
+          </w:r>
+          <w:r>
+            <w:rPr>
+              <w:rtl w:val="0"/>
+            </w:rPr>
+          </w:r>
+        </w:p>
+        <w:p>
+          <w:pPr>
+            <w:widowControl w:val="0"/>
+            <w:tabs>
+              <w:tab w:val="right" w:leader="dot" w:pos="9070.866141732284"/>
+            </w:tabs>
+            <w:spacing w:before="60" w:line="240" w:lineRule="auto"/>
+            <w:ind w:left="360" w:firstLine="0"/>
+            <w:rPr>
+              <w:color w:val="000000"/>
+              <w:u w:val="none"/>
+            </w:rPr>
+          </w:pPr>
+          <w:hyperlink w:anchor="_ycpi4ke86oqt">
+            <w:r>
+              <w:rPr>
+                <w:color w:val="000000"/>
+                <w:u w:val="none"/>
+                <w:rtl w:val="0"/>
+              </w:rPr>
+              <w:t xml:space="preserve">2.1.5 RESPONSIVIDADE</w:t>
+              <w:tab/>
+            </w:r>
+          </w:hyperlink>
+          <w:r>
+            <w:fldChar w:fldCharType="begin"/>
+            <w:instrText xml:space="preserve"> PAGEREF _ycpi4ke86oqt \h </w:instrText>
+            <w:fldChar w:fldCharType="separate"/>
+          </w:r>
+          <w:r>
+            <w:rPr>
+              <w:rtl w:val="0"/>
+            </w:rPr>
+            <w:t xml:space="preserve">9</w:t>
+          </w:r>
+          <w:r>
+            <w:fldChar w:fldCharType="end"/>
+          </w:r>
+          <w:r>
+            <w:rPr>
+              <w:rtl w:val="0"/>
+            </w:rPr>
+          </w:r>
+        </w:p>
+        <w:p>
+          <w:pPr>
+            <w:widowControl w:val="0"/>
+            <w:tabs>
+              <w:tab w:val="right" w:leader="dot" w:pos="9070.866141732284"/>
+            </w:tabs>
+            <w:spacing w:before="60" w:line="240" w:lineRule="auto"/>
+            <w:rPr>
+              <w:b w:val="1"/>
+              <w:bCs w:val="1"/>
+              <w:color w:val="000000"/>
+              <w:u w:val="none"/>
+            </w:rPr>
+          </w:pPr>
+          <w:hyperlink w:anchor="_k7ry44tkinvt">
+            <w:r>
+              <w:rPr>
+                <w:b w:val="1"/>
+                <w:bCs w:val="1"/>
+                <w:color w:val="000000"/>
+                <w:u w:val="none"/>
+                <w:rtl w:val="0"/>
+              </w:rPr>
+              <w:t xml:space="preserve">2.2 BERKSHIRE HATHAWAY</w:t>
+              <w:tab/>
+            </w:r>
+          </w:hyperlink>
+          <w:r>
+            <w:fldChar w:fldCharType="begin"/>
+            <w:instrText xml:space="preserve"> PAGEREF _k7ry44tkinvt \h </w:instrText>
+            <w:fldChar w:fldCharType="separate"/>
+          </w:r>
+          <w:r>
+            <w:rPr>
+              <w:b w:val="1"/>
+              <w:bCs w:val="1"/>
+              <w:rtl w:val="0"/>
+            </w:rPr>
+            <w:t xml:space="preserve">9</w:t>
+          </w:r>
+          <w:r>
+            <w:fldChar w:fldCharType="end"/>
+          </w:r>
+          <w:r>
+            <w:rPr>
+              <w:rtl w:val="0"/>
+            </w:rPr>
+          </w:r>
+        </w:p>
+        <w:p>
+          <w:pPr>
+            <w:widowControl w:val="0"/>
+            <w:tabs>
+              <w:tab w:val="right" w:leader="dot" w:pos="9070.866141732284"/>
+            </w:tabs>
+            <w:spacing w:before="60" w:line="240" w:lineRule="auto"/>
+            <w:ind w:left="360" w:firstLine="0"/>
+            <w:rPr>
+              <w:color w:val="000000"/>
+              <w:u w:val="none"/>
+            </w:rPr>
+          </w:pPr>
+          <w:hyperlink w:anchor="_d65xdxx972zl">
+            <w:r>
+              <w:rPr>
+                <w:color w:val="000000"/>
+                <w:u w:val="none"/>
+                <w:rtl w:val="0"/>
+              </w:rPr>
+              <w:t xml:space="preserve">2.2.1 PÚBLICO-ALVO</w:t>
+              <w:tab/>
+            </w:r>
+          </w:hyperlink>
+          <w:r>
+            <w:fldChar w:fldCharType="begin"/>
+            <w:instrText xml:space="preserve"> PAGEREF _d65xdxx972zl \h </w:instrText>
+            <w:fldChar w:fldCharType="separate"/>
+          </w:r>
+          <w:r>
+            <w:rPr>
+              <w:rtl w:val="0"/>
+            </w:rPr>
+            <w:t xml:space="preserve">9</w:t>
+          </w:r>
+          <w:r>
+            <w:fldChar w:fldCharType="end"/>
+          </w:r>
+          <w:r>
+            <w:rPr>
+              <w:rtl w:val="0"/>
+            </w:rPr>
+          </w:r>
+        </w:p>
+        <w:p>
+          <w:pPr>
+            <w:widowControl w:val="0"/>
+            <w:tabs>
+              <w:tab w:val="right" w:leader="dot" w:pos="9070.866141732284"/>
+            </w:tabs>
+            <w:spacing w:before="60" w:line="240" w:lineRule="auto"/>
+            <w:ind w:left="360" w:firstLine="0"/>
+            <w:rPr>
+              <w:color w:val="000000"/>
+              <w:u w:val="none"/>
+            </w:rPr>
+          </w:pPr>
+          <w:hyperlink w:anchor="_xyh2w61u2rbi">
+            <w:r>
+              <w:rPr>
+                <w:color w:val="000000"/>
+                <w:u w:val="none"/>
+                <w:rtl w:val="0"/>
+              </w:rPr>
+              <w:t xml:space="preserve">2.2.2 ARQUITETURA DE TEXTO</w:t>
+              <w:tab/>
+            </w:r>
+          </w:hyperlink>
+          <w:r>
+            <w:fldChar w:fldCharType="begin"/>
+            <w:instrText xml:space="preserve"> PAGEREF _xyh2w61u2rbi \h </w:instrText>
+            <w:fldChar w:fldCharType="separate"/>
+          </w:r>
+          <w:r>
+            <w:rPr>
+              <w:rtl w:val="0"/>
+            </w:rPr>
+            <w:t xml:space="preserve">9</w:t>
+          </w:r>
+          <w:r>
+            <w:fldChar w:fldCharType="end"/>
+          </w:r>
+          <w:r>
+            <w:rPr>
+              <w:rtl w:val="0"/>
+            </w:rPr>
+          </w:r>
+        </w:p>
+        <w:p>
+          <w:pPr>
+            <w:widowControl w:val="0"/>
+            <w:tabs>
+              <w:tab w:val="right" w:leader="dot" w:pos="9070.866141732284"/>
+            </w:tabs>
+            <w:spacing w:before="60" w:line="240" w:lineRule="auto"/>
+            <w:ind w:left="360" w:firstLine="0"/>
+            <w:rPr>
+              <w:color w:val="000000"/>
+              <w:u w:val="none"/>
+            </w:rPr>
+          </w:pPr>
+          <w:hyperlink w:anchor="_u7q6t7vptzg7">
+            <w:r>
+              <w:rPr>
+                <w:color w:val="000000"/>
+                <w:u w:val="none"/>
+                <w:rtl w:val="0"/>
+              </w:rPr>
+              <w:t xml:space="preserve">2.2.3 PALETA DE CORES</w:t>
+              <w:tab/>
+            </w:r>
+          </w:hyperlink>
+          <w:r>
+            <w:fldChar w:fldCharType="begin"/>
+            <w:instrText xml:space="preserve"> PAGEREF _u7q6t7vptzg7 \h </w:instrText>
+            <w:fldChar w:fldCharType="separate"/>
+          </w:r>
+          <w:r>
+            <w:rPr>
+              <w:rtl w:val="0"/>
+            </w:rPr>
+            <w:t xml:space="preserve">10</w:t>
+          </w:r>
+          <w:r>
+            <w:fldChar w:fldCharType="end"/>
+          </w:r>
+          <w:r>
+            <w:rPr>
+              <w:rtl w:val="0"/>
+            </w:rPr>
+          </w:r>
+        </w:p>
+        <w:p>
+          <w:pPr>
+            <w:widowControl w:val="0"/>
+            <w:tabs>
+              <w:tab w:val="right" w:leader="dot" w:pos="9070.866141732284"/>
+            </w:tabs>
+            <w:spacing w:before="60" w:line="240" w:lineRule="auto"/>
+            <w:ind w:left="360" w:firstLine="0"/>
+            <w:rPr>
+              <w:color w:val="000000"/>
+              <w:u w:val="none"/>
+            </w:rPr>
+          </w:pPr>
+          <w:hyperlink w:anchor="_d1ajbc5kbkx0">
+            <w:r>
+              <w:rPr>
+                <w:color w:val="000000"/>
+                <w:u w:val="none"/>
+                <w:rtl w:val="0"/>
+              </w:rPr>
+              <w:t xml:space="preserve">2.2.4 RESPONSIVIDADE</w:t>
+              <w:tab/>
+            </w:r>
+          </w:hyperlink>
+          <w:r>
+            <w:fldChar w:fldCharType="begin"/>
+            <w:instrText xml:space="preserve"> PAGEREF _d1ajbc5kbkx0 \h </w:instrText>
+            <w:fldChar w:fldCharType="separate"/>
+          </w:r>
+          <w:r>
+            <w:rPr>
+              <w:rtl w:val="0"/>
+            </w:rPr>
+            <w:t xml:space="preserve">10</w:t>
+          </w:r>
+          <w:r>
+            <w:fldChar w:fldCharType="end"/>
+          </w:r>
+          <w:r>
+            <w:rPr>
+              <w:rtl w:val="0"/>
+            </w:rPr>
+          </w:r>
+        </w:p>
+        <w:p>
+          <w:pPr>
+            <w:widowControl w:val="0"/>
+            <w:tabs>
+              <w:tab w:val="right" w:leader="dot" w:pos="9070.866141732284"/>
+            </w:tabs>
+            <w:spacing w:before="60" w:line="240" w:lineRule="auto"/>
+            <w:rPr>
+              <w:b w:val="1"/>
+              <w:bCs w:val="1"/>
+              <w:color w:val="000000"/>
+              <w:u w:val="none"/>
+            </w:rPr>
+          </w:pPr>
+          <w:hyperlink w:anchor="_yon44sjtew6j">
+            <w:r>
+              <w:rPr>
+                <w:b w:val="1"/>
+                <w:bCs w:val="1"/>
+                <w:color w:val="000000"/>
+                <w:u w:val="none"/>
+                <w:rtl w:val="0"/>
+              </w:rPr>
+              <w:t xml:space="preserve">2.3 YALE SCHOOL OF ART</w:t>
+              <w:tab/>
+            </w:r>
+          </w:hyperlink>
+          <w:r>
+            <w:fldChar w:fldCharType="begin"/>
+            <w:instrText xml:space="preserve"> PAGEREF _yon44sjtew6j \h </w:instrText>
+            <w:fldChar w:fldCharType="separate"/>
+          </w:r>
+          <w:r>
+            <w:rPr>
+              <w:b w:val="1"/>
+              <w:bCs w:val="1"/>
+              <w:rtl w:val="0"/>
+            </w:rPr>
+            <w:t xml:space="preserve">10</w:t>
+          </w:r>
+          <w:r>
+            <w:fldChar w:fldCharType="end"/>
+          </w:r>
+          <w:r>
+            <w:rPr>
+              <w:rtl w:val="0"/>
+            </w:rPr>
+          </w:r>
+        </w:p>
+        <w:p>
+          <w:pPr>
+            <w:widowControl w:val="0"/>
+            <w:tabs>
+              <w:tab w:val="right" w:leader="dot" w:pos="9070.866141732284"/>
+            </w:tabs>
+            <w:spacing w:before="60" w:line="240" w:lineRule="auto"/>
+            <w:ind w:left="360" w:firstLine="0"/>
+            <w:rPr>
+              <w:color w:val="000000"/>
+              <w:u w:val="none"/>
+            </w:rPr>
+          </w:pPr>
+          <w:hyperlink w:anchor="_3ym5j5eujolo">
+            <w:r>
+              <w:rPr>
+                <w:color w:val="000000"/>
+                <w:u w:val="none"/>
+                <w:rtl w:val="0"/>
+              </w:rPr>
+              <w:t xml:space="preserve">2.3.1 PÚBLICO-ALVO</w:t>
+              <w:tab/>
+            </w:r>
+          </w:hyperlink>
+          <w:r>
+            <w:fldChar w:fldCharType="begin"/>
+            <w:instrText xml:space="preserve"> PAGEREF _3ym5j5eujolo \h </w:instrText>
+            <w:fldChar w:fldCharType="separate"/>
+          </w:r>
+          <w:r>
+            <w:rPr>
+              <w:rtl w:val="0"/>
+            </w:rPr>
+            <w:t xml:space="preserve">10</w:t>
+          </w:r>
+          <w:r>
+            <w:fldChar w:fldCharType="end"/>
+          </w:r>
+          <w:r>
+            <w:rPr>
+              <w:rtl w:val="0"/>
+            </w:rPr>
+          </w:r>
+        </w:p>
+        <w:p>
+          <w:pPr>
+            <w:widowControl w:val="0"/>
+            <w:tabs>
+              <w:tab w:val="right" w:leader="dot" w:pos="9070.866141732284"/>
+            </w:tabs>
+            <w:spacing w:before="60" w:line="240" w:lineRule="auto"/>
+            <w:ind w:left="360" w:firstLine="0"/>
+            <w:rPr>
+              <w:color w:val="000000"/>
+              <w:u w:val="none"/>
+            </w:rPr>
+          </w:pPr>
+          <w:hyperlink w:anchor="_xldfccrue85c">
+            <w:r>
+              <w:rPr>
+                <w:color w:val="000000"/>
+                <w:u w:val="none"/>
+                <w:rtl w:val="0"/>
+              </w:rPr>
+              <w:t xml:space="preserve">2.3.2 ARQUITETURA DE TEXTO</w:t>
+              <w:tab/>
+            </w:r>
+          </w:hyperlink>
+          <w:r>
+            <w:fldChar w:fldCharType="begin"/>
+            <w:instrText xml:space="preserve"> PAGEREF _xldfccrue85c \h </w:instrText>
+            <w:fldChar w:fldCharType="separate"/>
+          </w:r>
+          <w:r>
+            <w:rPr>
+              <w:rtl w:val="0"/>
+            </w:rPr>
+            <w:t xml:space="preserve">10</w:t>
+          </w:r>
+          <w:r>
+            <w:fldChar w:fldCharType="end"/>
+          </w:r>
+          <w:r>
+            <w:rPr>
+              <w:rtl w:val="0"/>
+            </w:rPr>
+          </w:r>
+        </w:p>
+        <w:p>
+          <w:pPr>
+            <w:widowControl w:val="0"/>
+            <w:tabs>
+              <w:tab w:val="right" w:leader="dot" w:pos="9070.866141732284"/>
+            </w:tabs>
+            <w:spacing w:before="60" w:line="240" w:lineRule="auto"/>
+            <w:ind w:left="360" w:firstLine="0"/>
+            <w:rPr>
+              <w:color w:val="000000"/>
+              <w:u w:val="none"/>
+            </w:rPr>
+          </w:pPr>
+          <w:hyperlink w:anchor="_3wrh9a5c4whx">
+            <w:r>
+              <w:rPr>
+                <w:color w:val="000000"/>
+                <w:u w:val="none"/>
+                <w:rtl w:val="0"/>
+              </w:rPr>
+              <w:t xml:space="preserve">2.3.3 PALETA DE CORES</w:t>
+              <w:tab/>
+            </w:r>
+          </w:hyperlink>
+          <w:r>
+            <w:fldChar w:fldCharType="begin"/>
+            <w:instrText xml:space="preserve"> PAGEREF _3wrh9a5c4whx \h </w:instrText>
+            <w:fldChar w:fldCharType="separate"/>
+          </w:r>
+          <w:r>
+            <w:rPr>
+              <w:rtl w:val="0"/>
+            </w:rPr>
+            <w:t xml:space="preserve">10</w:t>
+          </w:r>
+          <w:r>
+            <w:fldChar w:fldCharType="end"/>
+          </w:r>
+          <w:r>
+            <w:rPr>
+              <w:rtl w:val="0"/>
+            </w:rPr>
+          </w:r>
+        </w:p>
+        <w:p>
+          <w:pPr>
+            <w:widowControl w:val="0"/>
+            <w:tabs>
+              <w:tab w:val="right" w:leader="dot" w:pos="9070.866141732284"/>
+            </w:tabs>
+            <w:spacing w:before="60" w:line="240" w:lineRule="auto"/>
+            <w:ind w:left="360" w:firstLine="0"/>
+            <w:rPr>
+              <w:color w:val="000000"/>
+              <w:u w:val="none"/>
+            </w:rPr>
+          </w:pPr>
+          <w:hyperlink w:anchor="_smmal9kfvoew">
+            <w:r>
+              <w:rPr>
+                <w:color w:val="000000"/>
+                <w:u w:val="none"/>
+                <w:rtl w:val="0"/>
+              </w:rPr>
+              <w:t xml:space="preserve">2.3.4 RESPONSIVIDADE</w:t>
+              <w:tab/>
+            </w:r>
+          </w:hyperlink>
+          <w:r>
+            <w:fldChar w:fldCharType="begin"/>
+            <w:instrText xml:space="preserve"> PAGEREF _smmal9kfvoew \h </w:instrText>
+            <w:fldChar w:fldCharType="separate"/>
+          </w:r>
+          <w:r>
+            <w:rPr>
+              <w:rtl w:val="0"/>
+            </w:rPr>
+            <w:t xml:space="preserve">10</w:t>
+          </w:r>
+          <w:r>
+            <w:fldChar w:fldCharType="end"/>
+          </w:r>
+          <w:r>
+            <w:rPr>
+              <w:rtl w:val="0"/>
+            </w:rPr>
+          </w:r>
+          <w:r>
+            <w:fldChar w:fldCharType="end"/>
+          </w:r>
+        </w:p>
+      </w:sdtContent>
+    </w:sdt>
     <w:p>
       <w:pPr>
         <w:spacing w:line="240" w:lineRule="auto"/>
@@ -3043,6 +3828,2223 @@
           <w:bCs w:val="1"/>
           <w:sz w:val="24"/>
           <w:szCs w:val="24"/>
+        </w:rPr>
+      </w:pPr>
+      <w:r>
+        <w:rPr>
+          <w:rtl w:val="0"/>
+        </w:rPr>
+      </w:r>
+    </w:p>
+    <w:p>
+      <w:pPr>
+        <w:spacing w:line="360" w:lineRule="auto"/>
+        <w:ind w:left="0" w:firstLine="0"/>
+        <w:jc w:val="center"/>
+        <w:rPr>
+          <w:b w:val="1"/>
+          <w:bCs w:val="1"/>
+          <w:sz w:val="24"/>
+          <w:szCs w:val="24"/>
+        </w:rPr>
+      </w:pPr>
+      <w:r>
+        <w:rPr>
+          <w:rtl w:val="0"/>
+        </w:rPr>
+      </w:r>
+    </w:p>
+    <w:p>
+      <w:pPr>
+        <w:spacing w:line="360" w:lineRule="auto"/>
+        <w:ind w:left="0" w:firstLine="0"/>
+        <w:jc w:val="center"/>
+        <w:rPr>
+          <w:b w:val="1"/>
+          <w:bCs w:val="1"/>
+          <w:sz w:val="24"/>
+          <w:szCs w:val="24"/>
+        </w:rPr>
+      </w:pPr>
+      <w:r>
+        <w:rPr>
+          <w:rtl w:val="0"/>
+        </w:rPr>
+      </w:r>
+    </w:p>
+    <w:p>
+      <w:pPr>
+        <w:spacing w:line="360" w:lineRule="auto"/>
+        <w:ind w:left="0" w:firstLine="0"/>
+        <w:jc w:val="center"/>
+        <w:rPr>
+          <w:b w:val="1"/>
+          <w:bCs w:val="1"/>
+          <w:sz w:val="24"/>
+          <w:szCs w:val="24"/>
+        </w:rPr>
+      </w:pPr>
+      <w:r>
+        <w:rPr>
+          <w:rtl w:val="0"/>
+        </w:rPr>
+      </w:r>
+    </w:p>
+    <w:p>
+      <w:pPr>
+        <w:spacing w:line="360" w:lineRule="auto"/>
+        <w:ind w:left="0" w:firstLine="0"/>
+        <w:jc w:val="center"/>
+        <w:rPr>
+          <w:b w:val="1"/>
+          <w:bCs w:val="1"/>
+          <w:sz w:val="24"/>
+          <w:szCs w:val="24"/>
+        </w:rPr>
+      </w:pPr>
+      <w:r>
+        <w:rPr>
+          <w:rtl w:val="0"/>
+        </w:rPr>
+      </w:r>
+    </w:p>
+    <w:p>
+      <w:pPr>
+        <w:spacing w:line="360" w:lineRule="auto"/>
+        <w:ind w:left="0" w:firstLine="0"/>
+        <w:jc w:val="center"/>
+        <w:rPr>
+          <w:b w:val="1"/>
+          <w:bCs w:val="1"/>
+          <w:sz w:val="24"/>
+          <w:szCs w:val="24"/>
+        </w:rPr>
+      </w:pPr>
+      <w:r>
+        <w:rPr>
+          <w:rtl w:val="0"/>
+        </w:rPr>
+      </w:r>
+    </w:p>
+    <w:p>
+      <w:pPr>
+        <w:spacing w:line="360" w:lineRule="auto"/>
+        <w:ind w:left="0" w:firstLine="0"/>
+        <w:jc w:val="center"/>
+        <w:rPr>
+          <w:b w:val="1"/>
+          <w:bCs w:val="1"/>
+          <w:sz w:val="24"/>
+          <w:szCs w:val="24"/>
+        </w:rPr>
+      </w:pPr>
+      <w:r>
+        <w:rPr>
+          <w:rtl w:val="0"/>
+        </w:rPr>
+      </w:r>
+    </w:p>
+    <w:p>
+      <w:pPr>
+        <w:spacing w:line="360" w:lineRule="auto"/>
+        <w:ind w:left="0" w:firstLine="0"/>
+        <w:jc w:val="center"/>
+        <w:rPr>
+          <w:b w:val="1"/>
+          <w:bCs w:val="1"/>
+          <w:sz w:val="24"/>
+          <w:szCs w:val="24"/>
+        </w:rPr>
+      </w:pPr>
+      <w:r>
+        <w:rPr>
+          <w:rtl w:val="0"/>
+        </w:rPr>
+      </w:r>
+    </w:p>
+    <w:p>
+      <w:pPr>
+        <w:spacing w:line="360" w:lineRule="auto"/>
+        <w:ind w:left="0" w:firstLine="0"/>
+        <w:jc w:val="center"/>
+        <w:rPr>
+          <w:b w:val="1"/>
+          <w:bCs w:val="1"/>
+          <w:sz w:val="24"/>
+          <w:szCs w:val="24"/>
+        </w:rPr>
+      </w:pPr>
+      <w:r>
+        <w:rPr>
+          <w:rtl w:val="0"/>
+        </w:rPr>
+      </w:r>
+    </w:p>
+    <w:p>
+      <w:pPr>
+        <w:spacing w:line="360" w:lineRule="auto"/>
+        <w:ind w:left="0" w:firstLine="0"/>
+        <w:jc w:val="center"/>
+        <w:rPr>
+          <w:b w:val="1"/>
+          <w:bCs w:val="1"/>
+          <w:sz w:val="24"/>
+          <w:szCs w:val="24"/>
+        </w:rPr>
+      </w:pPr>
+      <w:r>
+        <w:rPr>
+          <w:rtl w:val="0"/>
+        </w:rPr>
+      </w:r>
+    </w:p>
+    <w:p>
+      <w:pPr>
+        <w:spacing w:line="360" w:lineRule="auto"/>
+        <w:ind w:left="0" w:firstLine="0"/>
+        <w:jc w:val="center"/>
+        <w:rPr>
+          <w:b w:val="1"/>
+          <w:bCs w:val="1"/>
+          <w:sz w:val="24"/>
+          <w:szCs w:val="24"/>
+        </w:rPr>
+      </w:pPr>
+      <w:r>
+        <w:rPr>
+          <w:rtl w:val="0"/>
+        </w:rPr>
+      </w:r>
+    </w:p>
+    <w:p>
+      <w:pPr>
+        <w:spacing w:line="360" w:lineRule="auto"/>
+        <w:ind w:left="0" w:firstLine="0"/>
+        <w:jc w:val="center"/>
+        <w:rPr>
+          <w:b w:val="1"/>
+          <w:bCs w:val="1"/>
+          <w:sz w:val="24"/>
+          <w:szCs w:val="24"/>
+        </w:rPr>
+      </w:pPr>
+      <w:r>
+        <w:rPr>
+          <w:rtl w:val="0"/>
+        </w:rPr>
+      </w:r>
+    </w:p>
+    <w:p>
+      <w:pPr>
+        <w:spacing w:line="360" w:lineRule="auto"/>
+        <w:ind w:left="0" w:firstLine="0"/>
+        <w:jc w:val="center"/>
+        <w:rPr>
+          <w:b w:val="1"/>
+          <w:bCs w:val="1"/>
+          <w:sz w:val="24"/>
+          <w:szCs w:val="24"/>
+        </w:rPr>
+      </w:pPr>
+      <w:r>
+        <w:rPr>
+          <w:rtl w:val="0"/>
+        </w:rPr>
+      </w:r>
+    </w:p>
+    <w:p>
+      <w:pPr>
+        <w:spacing w:line="360" w:lineRule="auto"/>
+        <w:ind w:left="0" w:firstLine="0"/>
+        <w:jc w:val="center"/>
+        <w:rPr>
+          <w:b w:val="1"/>
+          <w:bCs w:val="1"/>
+          <w:sz w:val="24"/>
+          <w:szCs w:val="24"/>
+        </w:rPr>
+      </w:pPr>
+      <w:r>
+        <w:rPr>
+          <w:rtl w:val="0"/>
+        </w:rPr>
+      </w:r>
+    </w:p>
+    <w:p>
+      <w:pPr>
+        <w:spacing w:line="360" w:lineRule="auto"/>
+        <w:ind w:left="0" w:firstLine="0"/>
+        <w:jc w:val="center"/>
+        <w:rPr>
+          <w:b w:val="1"/>
+          <w:bCs w:val="1"/>
+          <w:sz w:val="24"/>
+          <w:szCs w:val="24"/>
+        </w:rPr>
+      </w:pPr>
+      <w:r>
+        <w:rPr>
+          <w:rtl w:val="0"/>
+        </w:rPr>
+      </w:r>
+    </w:p>
+    <w:p>
+      <w:pPr>
+        <w:spacing w:line="360" w:lineRule="auto"/>
+        <w:ind w:left="0" w:firstLine="0"/>
+        <w:jc w:val="center"/>
+        <w:rPr>
+          <w:b w:val="1"/>
+          <w:bCs w:val="1"/>
+          <w:sz w:val="24"/>
+          <w:szCs w:val="24"/>
+        </w:rPr>
+      </w:pPr>
+      <w:r>
+        <w:rPr>
+          <w:rtl w:val="0"/>
+        </w:rPr>
+      </w:r>
+    </w:p>
+    <w:p>
+      <w:pPr>
+        <w:spacing w:line="360" w:lineRule="auto"/>
+        <w:ind w:left="0" w:firstLine="0"/>
+        <w:jc w:val="center"/>
+        <w:rPr>
+          <w:b w:val="1"/>
+          <w:bCs w:val="1"/>
+          <w:sz w:val="24"/>
+          <w:szCs w:val="24"/>
+        </w:rPr>
+      </w:pPr>
+      <w:r>
+        <w:rPr>
+          <w:rtl w:val="0"/>
+        </w:rPr>
+      </w:r>
+    </w:p>
+    <w:p>
+      <w:pPr>
+        <w:spacing w:line="360" w:lineRule="auto"/>
+        <w:ind w:left="0" w:firstLine="0"/>
+        <w:jc w:val="center"/>
+        <w:rPr>
+          <w:b w:val="1"/>
+          <w:bCs w:val="1"/>
+          <w:sz w:val="24"/>
+          <w:szCs w:val="24"/>
+        </w:rPr>
+      </w:pPr>
+      <w:r>
+        <w:rPr>
+          <w:rtl w:val="0"/>
+        </w:rPr>
+      </w:r>
+    </w:p>
+    <w:p>
+      <w:pPr>
+        <w:spacing w:line="360" w:lineRule="auto"/>
+        <w:ind w:left="0" w:firstLine="0"/>
+        <w:jc w:val="center"/>
+        <w:rPr>
+          <w:b w:val="1"/>
+          <w:bCs w:val="1"/>
+          <w:sz w:val="24"/>
+          <w:szCs w:val="24"/>
+        </w:rPr>
+      </w:pPr>
+      <w:r>
+        <w:rPr>
+          <w:rtl w:val="0"/>
+        </w:rPr>
+      </w:r>
+    </w:p>
+    <w:p>
+      <w:pPr>
+        <w:spacing w:line="360" w:lineRule="auto"/>
+        <w:ind w:left="0" w:firstLine="0"/>
+        <w:jc w:val="center"/>
+        <w:rPr>
+          <w:b w:val="1"/>
+          <w:bCs w:val="1"/>
+          <w:sz w:val="24"/>
+          <w:szCs w:val="24"/>
+        </w:rPr>
+      </w:pPr>
+      <w:r>
+        <w:rPr>
+          <w:rtl w:val="0"/>
+        </w:rPr>
+      </w:r>
+    </w:p>
+    <w:p>
+      <w:pPr>
+        <w:spacing w:line="360" w:lineRule="auto"/>
+        <w:ind w:left="0" w:firstLine="0"/>
+        <w:jc w:val="center"/>
+        <w:rPr>
+          <w:b w:val="1"/>
+          <w:bCs w:val="1"/>
+          <w:sz w:val="24"/>
+          <w:szCs w:val="24"/>
+        </w:rPr>
+      </w:pPr>
+      <w:r>
+        <w:rPr>
+          <w:rtl w:val="0"/>
+        </w:rPr>
+      </w:r>
+    </w:p>
+    <w:p>
+      <w:pPr>
+        <w:spacing w:line="360" w:lineRule="auto"/>
+        <w:ind w:left="0" w:firstLine="0"/>
+        <w:jc w:val="center"/>
+        <w:rPr>
+          <w:b w:val="1"/>
+          <w:bCs w:val="1"/>
+          <w:sz w:val="24"/>
+          <w:szCs w:val="24"/>
+        </w:rPr>
+      </w:pPr>
+      <w:r>
+        <w:rPr>
+          <w:rtl w:val="0"/>
+        </w:rPr>
+      </w:r>
+    </w:p>
+    <w:p>
+      <w:pPr>
+        <w:spacing w:line="360" w:lineRule="auto"/>
+        <w:ind w:left="0" w:firstLine="0"/>
+        <w:jc w:val="center"/>
+        <w:rPr>
+          <w:b w:val="1"/>
+          <w:bCs w:val="1"/>
+          <w:sz w:val="24"/>
+          <w:szCs w:val="24"/>
+        </w:rPr>
+      </w:pPr>
+      <w:r>
+        <w:rPr>
+          <w:rtl w:val="0"/>
+        </w:rPr>
+      </w:r>
+    </w:p>
+    <w:p>
+      <w:pPr>
+        <w:spacing w:line="360" w:lineRule="auto"/>
+        <w:ind w:left="0" w:firstLine="0"/>
+        <w:jc w:val="center"/>
+        <w:rPr>
+          <w:b w:val="1"/>
+          <w:bCs w:val="1"/>
+          <w:sz w:val="24"/>
+          <w:szCs w:val="24"/>
+        </w:rPr>
+      </w:pPr>
+      <w:r>
+        <w:rPr>
+          <w:rtl w:val="0"/>
+        </w:rPr>
+      </w:r>
+    </w:p>
+    <w:p>
+      <w:pPr>
+        <w:spacing w:line="360" w:lineRule="auto"/>
+        <w:ind w:left="0" w:firstLine="0"/>
+        <w:jc w:val="center"/>
+        <w:rPr>
+          <w:b w:val="1"/>
+          <w:bCs w:val="1"/>
+          <w:sz w:val="24"/>
+          <w:szCs w:val="24"/>
+        </w:rPr>
+      </w:pPr>
+      <w:r>
+        <w:rPr>
+          <w:rtl w:val="0"/>
+        </w:rPr>
+      </w:r>
+    </w:p>
+    <w:p>
+      <w:pPr>
+        <w:spacing w:line="360" w:lineRule="auto"/>
+        <w:ind w:left="0" w:firstLine="0"/>
+        <w:jc w:val="center"/>
+        <w:rPr>
+          <w:b w:val="1"/>
+          <w:bCs w:val="1"/>
+          <w:sz w:val="24"/>
+          <w:szCs w:val="24"/>
+        </w:rPr>
+      </w:pPr>
+      <w:r>
+        <w:rPr>
+          <w:rtl w:val="0"/>
+        </w:rPr>
+      </w:r>
+    </w:p>
+    <w:p>
+      <w:pPr>
+        <w:spacing w:line="360" w:lineRule="auto"/>
+        <w:ind w:left="0" w:firstLine="0"/>
+        <w:jc w:val="center"/>
+        <w:rPr>
+          <w:b w:val="1"/>
+          <w:bCs w:val="1"/>
+          <w:sz w:val="24"/>
+          <w:szCs w:val="24"/>
+        </w:rPr>
+      </w:pPr>
+      <w:r>
+        <w:rPr>
+          <w:rtl w:val="0"/>
+        </w:rPr>
+      </w:r>
+    </w:p>
+    <w:p>
+      <w:pPr>
+        <w:spacing w:line="360" w:lineRule="auto"/>
+        <w:ind w:left="0" w:firstLine="0"/>
+        <w:jc w:val="center"/>
+        <w:rPr>
+          <w:b w:val="1"/>
+          <w:bCs w:val="1"/>
+          <w:sz w:val="24"/>
+          <w:szCs w:val="24"/>
+        </w:rPr>
+      </w:pPr>
+      <w:r>
+        <w:rPr>
+          <w:rtl w:val="0"/>
+        </w:rPr>
+      </w:r>
+    </w:p>
+    <w:p>
+      <w:pPr>
+        <w:spacing w:line="360" w:lineRule="auto"/>
+        <w:ind w:left="0" w:firstLine="0"/>
+        <w:jc w:val="center"/>
+        <w:rPr>
+          <w:b w:val="1"/>
+          <w:bCs w:val="1"/>
+          <w:sz w:val="24"/>
+          <w:szCs w:val="24"/>
+        </w:rPr>
+      </w:pPr>
+      <w:r>
+        <w:rPr>
+          <w:rtl w:val="0"/>
+        </w:rPr>
+      </w:r>
+    </w:p>
+    <w:p>
+      <w:pPr>
+        <w:spacing w:line="360" w:lineRule="auto"/>
+        <w:ind w:left="0" w:firstLine="0"/>
+        <w:jc w:val="center"/>
+        <w:rPr>
+          <w:b w:val="1"/>
+          <w:bCs w:val="1"/>
+          <w:sz w:val="24"/>
+          <w:szCs w:val="24"/>
+        </w:rPr>
+      </w:pPr>
+      <w:r>
+        <w:rPr>
+          <w:rtl w:val="0"/>
+        </w:rPr>
+      </w:r>
+    </w:p>
+    <w:p>
+      <w:pPr>
+        <w:spacing w:line="360" w:lineRule="auto"/>
+        <w:ind w:left="0" w:firstLine="0"/>
+        <w:jc w:val="center"/>
+        <w:rPr>
+          <w:b w:val="1"/>
+          <w:bCs w:val="1"/>
+          <w:sz w:val="24"/>
+          <w:szCs w:val="24"/>
+        </w:rPr>
+      </w:pPr>
+      <w:r>
+        <w:rPr>
+          <w:rtl w:val="0"/>
+        </w:rPr>
+      </w:r>
+    </w:p>
+    <w:p>
+      <w:pPr>
+        <w:spacing w:line="360" w:lineRule="auto"/>
+        <w:ind w:left="0" w:firstLine="0"/>
+        <w:jc w:val="left"/>
+        <w:rPr>
+          <w:b w:val="1"/>
+          <w:bCs w:val="1"/>
+          <w:sz w:val="24"/>
+          <w:szCs w:val="24"/>
+        </w:rPr>
+      </w:pPr>
+      <w:r>
+        <w:rPr>
+          <w:rtl w:val="0"/>
+        </w:rPr>
+      </w:r>
+    </w:p>
+    <w:p>
+      <w:pPr>
+        <w:pStyle w:val="Title"/>
+        <w:spacing w:line="360" w:lineRule="auto"/>
+        <w:ind w:left="-566.9291338582675" w:firstLine="0"/>
+        <w:rPr/>
+      </w:pPr>
+      <w:bookmarkStart w:colFirst="0" w:colLast="0" w:name="_nh4p282gje81" w:id="0"/>
+      <w:bookmarkEnd w:id="0"/>
+      <w:r>
+        <w:rPr>
+          <w:b w:val="1"/>
+          <w:bCs w:val="1"/>
+          <w:sz w:val="24"/>
+          <w:szCs w:val="24"/>
+          <w:rtl w:val="0"/>
+        </w:rPr>
+        <w:t xml:space="preserve">1 </w:t>
+      </w:r>
+      <w:r>
+        <w:rPr>
+          <w:b w:val="1"/>
+          <w:bCs w:val="1"/>
+          <w:sz w:val="24"/>
+          <w:szCs w:val="24"/>
+          <w:rtl w:val="0"/>
+        </w:rPr>
+        <w:t xml:space="preserve">INTRODUÇÃO</w:t>
+      </w:r>
+      <w:r>
+        <w:rPr>
+          <w:rtl w:val="0"/>
+        </w:rPr>
+      </w:r>
+    </w:p>
+    <w:p>
+      <w:pPr>
+        <w:rPr/>
+      </w:pPr>
+      <w:r>
+        <w:rPr>
+          <w:rtl w:val="0"/>
+        </w:rPr>
+      </w:r>
+    </w:p>
+    <w:p>
+      <w:pPr>
+        <w:pStyle w:val="Heading2"/>
+        <w:ind w:left="-566.9291338582675" w:firstLine="0"/>
+        <w:rPr>
+          <w:b w:val="1"/>
+          <w:bCs w:val="1"/>
+          <w:sz w:val="24"/>
+          <w:szCs w:val="24"/>
+        </w:rPr>
+      </w:pPr>
+      <w:bookmarkStart w:colFirst="0" w:colLast="0" w:name="_51jxzpxs8scs" w:id="1"/>
+      <w:bookmarkEnd w:id="1"/>
+      <w:r>
+        <w:rPr>
+          <w:b w:val="1"/>
+          <w:bCs w:val="1"/>
+          <w:sz w:val="24"/>
+          <w:szCs w:val="24"/>
+          <w:rtl w:val="0"/>
+        </w:rPr>
+        <w:t xml:space="preserve">1.1 TEMA E PROBLEMA</w:t>
+      </w:r>
+    </w:p>
+    <w:p>
+      <w:pPr>
+        <w:rPr/>
+      </w:pPr>
+      <w:r>
+        <w:rPr>
+          <w:rtl w:val="0"/>
+        </w:rPr>
+      </w:r>
+    </w:p>
+    <w:p>
+      <w:pPr>
+        <w:spacing w:line="360" w:lineRule="auto"/>
+        <w:ind w:left="-566.9291338582675" w:firstLine="0"/>
+        <w:rPr>
+          <w:sz w:val="24"/>
+          <w:szCs w:val="24"/>
+        </w:rPr>
+      </w:pPr>
+      <w:r>
+        <w:rPr>
+          <w:rtl w:val="0"/>
+        </w:rPr>
+        <w:tab/>
+        <w:tab/>
+      </w:r>
+      <w:r>
+        <w:rPr>
+          <w:sz w:val="24"/>
+          <w:szCs w:val="24"/>
+          <w:rtl w:val="0"/>
+        </w:rPr>
+        <w:t xml:space="preserve">No universo da criação de sites, existe o web design, uma ramificação do design voltada para a criação de sites onde o foco está em como o site se apresenta da melhor forma ao cliente que irá consumir seus recursos. Em síntese, o design de um site é feito exclusivamente focando em dois pontos: A experiência do usuário e a interface do usuário, quando melhor esses dois parâmetros, melhor o retorno de um cliente ao consumir um determinado site.</w:t>
+      </w:r>
+    </w:p>
+    <w:p>
+      <w:pPr>
+        <w:spacing w:line="360" w:lineRule="auto"/>
+        <w:ind w:left="-566.9291338582675" w:firstLine="0"/>
+        <w:rPr>
+          <w:sz w:val="24"/>
+          <w:szCs w:val="24"/>
+        </w:rPr>
+      </w:pPr>
+      <w:r>
+        <w:rPr>
+          <w:sz w:val="24"/>
+          <w:szCs w:val="24"/>
+          <w:rtl w:val="0"/>
+        </w:rPr>
+        <w:tab/>
+        <w:tab/>
+        <w:t xml:space="preserve">Os fatores que determinam o quanto um site está sendo assertivo na UX (Experiência de usuário) e na UI (Interface de usuário) variam desde a arquitetura do texto, como as caixas dos componentes são distribuídas, a paleta de cores, se as funcionalidades que o site propõe ter dão “conta do recado”, a responsividade dos site visando ser confortável de se utilizar para qualquer tamanho de tela, etc.</w:t>
+      </w:r>
+    </w:p>
+    <w:p>
+      <w:pPr>
+        <w:spacing w:line="360" w:lineRule="auto"/>
+        <w:ind w:left="-566.9291338582675" w:firstLine="0"/>
+        <w:rPr>
+          <w:sz w:val="24"/>
+          <w:szCs w:val="24"/>
+        </w:rPr>
+      </w:pPr>
+      <w:r>
+        <w:rPr>
+          <w:sz w:val="24"/>
+          <w:szCs w:val="24"/>
+          <w:rtl w:val="0"/>
+        </w:rPr>
+        <w:tab/>
+        <w:tab/>
+        <w:t xml:space="preserve">Com isso em mente, é possível analisar sites e cada um desses parâmetros que um web designer desenvolve com diversas ferramentas com o Figma, para averiguar se está de acordo com que um cliente desejaria consumir dada a proposta do site. Logo, foi escolhido 3 sites para serem analisados dado seus textos, paleta de cores, responsividade e se o objetivo do site faz jus ao público-alvo destinado.</w:t>
+      </w:r>
+    </w:p>
+    <w:p>
+      <w:pPr>
+        <w:spacing w:line="360" w:lineRule="auto"/>
+        <w:ind w:left="-566.9291338582675" w:firstLine="0"/>
+        <w:rPr>
+          <w:sz w:val="24"/>
+          <w:szCs w:val="24"/>
+        </w:rPr>
+      </w:pPr>
+      <w:r>
+        <w:rPr>
+          <w:rtl w:val="0"/>
+        </w:rPr>
+      </w:r>
+    </w:p>
+    <w:p>
+      <w:pPr>
+        <w:pStyle w:val="Heading2"/>
+        <w:spacing w:line="360" w:lineRule="auto"/>
+        <w:ind w:left="-566.9291338582675" w:firstLine="0"/>
+        <w:rPr>
+          <w:b w:val="1"/>
+          <w:bCs w:val="1"/>
+          <w:sz w:val="24"/>
+          <w:szCs w:val="24"/>
+        </w:rPr>
+      </w:pPr>
+      <w:bookmarkStart w:colFirst="0" w:colLast="0" w:name="_ce90ixpq02mq" w:id="2"/>
+      <w:bookmarkEnd w:id="2"/>
+      <w:r>
+        <w:rPr>
+          <w:b w:val="1"/>
+          <w:bCs w:val="1"/>
+          <w:sz w:val="24"/>
+          <w:szCs w:val="24"/>
+          <w:rtl w:val="0"/>
+        </w:rPr>
+        <w:t xml:space="preserve">1.2 OBJETIVO</w:t>
+      </w:r>
+    </w:p>
+    <w:p>
+      <w:pPr>
+        <w:spacing w:line="360" w:lineRule="auto"/>
+        <w:ind w:left="-566.9291338582675" w:firstLine="0"/>
+        <w:rPr>
+          <w:b w:val="1"/>
+          <w:bCs w:val="1"/>
+          <w:sz w:val="24"/>
+          <w:szCs w:val="24"/>
+        </w:rPr>
+      </w:pPr>
+      <w:r>
+        <w:rPr>
+          <w:rtl w:val="0"/>
+        </w:rPr>
+      </w:r>
+    </w:p>
+    <w:p>
+      <w:pPr>
+        <w:spacing w:line="360" w:lineRule="auto"/>
+        <w:ind w:left="-566.9291338582675" w:firstLine="566.9291338582675"/>
+        <w:rPr>
+          <w:sz w:val="24"/>
+          <w:szCs w:val="24"/>
+        </w:rPr>
+      </w:pPr>
+      <w:r>
+        <w:rPr>
+          <w:sz w:val="24"/>
+          <w:szCs w:val="24"/>
+          <w:rtl w:val="0"/>
+        </w:rPr>
+        <w:t xml:space="preserve">O objetivo dessa dinâmica é criar uma forma prática e guiada de melhorar a análise e percepção de um bom web design feito buscando harmonia entre todos os parâmetros e a proposta do site.</w:t>
+      </w:r>
+      <w:r>
+        <w:rPr>
+          <w:rtl w:val="0"/>
+        </w:rPr>
+      </w:r>
+    </w:p>
+    <w:p>
+      <w:pPr>
+        <w:pStyle w:val="Heading2"/>
+        <w:spacing w:line="360" w:lineRule="auto"/>
+        <w:ind w:left="-566.9291338582675" w:firstLine="0"/>
+        <w:rPr>
+          <w:b w:val="1"/>
+          <w:bCs w:val="1"/>
+          <w:sz w:val="24"/>
+          <w:szCs w:val="24"/>
+        </w:rPr>
+      </w:pPr>
+      <w:bookmarkStart w:colFirst="0" w:colLast="0" w:name="_51bhwqvkm6gp" w:id="3"/>
+      <w:bookmarkEnd w:id="3"/>
+      <w:r>
+        <w:rPr>
+          <w:rtl w:val="0"/>
+        </w:rPr>
+      </w:r>
+    </w:p>
+    <w:p>
+      <w:pPr>
+        <w:pStyle w:val="Heading3"/>
+        <w:spacing w:line="360" w:lineRule="auto"/>
+        <w:ind w:left="-566.9291338582675" w:firstLine="0"/>
+        <w:rPr>
+          <w:b w:val="1"/>
+          <w:bCs w:val="1"/>
+          <w:color w:val="000000"/>
+          <w:sz w:val="24"/>
+          <w:szCs w:val="24"/>
+        </w:rPr>
+      </w:pPr>
+      <w:bookmarkStart w:colFirst="0" w:colLast="0" w:name="_5o7x352enffs" w:id="4"/>
+      <w:bookmarkEnd w:id="4"/>
+      <w:r>
+        <w:rPr>
+          <w:b w:val="1"/>
+          <w:bCs w:val="1"/>
+          <w:color w:val="000000"/>
+          <w:sz w:val="24"/>
+          <w:szCs w:val="24"/>
+          <w:rtl w:val="0"/>
+        </w:rPr>
+        <w:t xml:space="preserve">1.2.1 OBJETIVOS ESPECÍFICOS</w:t>
+      </w:r>
+    </w:p>
+    <w:p>
+      <w:pPr>
+        <w:ind w:firstLine="720"/>
+        <w:rPr>
+          <w:sz w:val="24"/>
+          <w:szCs w:val="24"/>
+        </w:rPr>
+      </w:pPr>
+      <w:r>
+        <w:rPr>
+          <w:sz w:val="24"/>
+          <w:szCs w:val="24"/>
+          <w:rtl w:val="0"/>
+        </w:rPr>
+        <w:t xml:space="preserve">Conseguir analisar arquitetura e fontes de um site, podendo ditar se estão condizentes ou não, ver se paleta de cores possui contraste e cores harmônicas entre si, analisar se um site é responsivo e se em sua prototipagem foi feita a estratégia mobile-first.</w:t>
+      </w:r>
+      <w:r>
+        <w:rPr>
+          <w:rtl w:val="0"/>
+        </w:rPr>
+      </w:r>
+    </w:p>
+    <w:p>
+      <w:pPr>
+        <w:pStyle w:val="Heading2"/>
+        <w:spacing w:line="360" w:lineRule="auto"/>
+        <w:ind w:left="-566.9291338582675" w:firstLine="0"/>
+        <w:rPr>
+          <w:b w:val="1"/>
+          <w:bCs w:val="1"/>
+          <w:sz w:val="24"/>
+          <w:szCs w:val="24"/>
+        </w:rPr>
+      </w:pPr>
+      <w:bookmarkStart w:colFirst="0" w:colLast="0" w:name="_9qnkgr6zd9ft" w:id="5"/>
+      <w:bookmarkEnd w:id="5"/>
+      <w:r>
+        <w:rPr>
+          <w:rtl w:val="0"/>
+        </w:rPr>
+      </w:r>
+    </w:p>
+    <w:p>
+      <w:pPr>
+        <w:pStyle w:val="Title"/>
+        <w:spacing w:line="360" w:lineRule="auto"/>
+        <w:ind w:left="-566.9291338582675" w:firstLine="0"/>
+        <w:rPr>
+          <w:b w:val="1"/>
+          <w:bCs w:val="1"/>
+          <w:sz w:val="24"/>
+          <w:szCs w:val="24"/>
+        </w:rPr>
+      </w:pPr>
+      <w:bookmarkStart w:colFirst="0" w:colLast="0" w:name="_7aizlttk73vb" w:id="6"/>
+      <w:bookmarkEnd w:id="6"/>
+      <w:r>
+        <w:rPr>
+          <w:b w:val="1"/>
+          <w:bCs w:val="1"/>
+          <w:sz w:val="24"/>
+          <w:szCs w:val="24"/>
+          <w:rtl w:val="0"/>
+        </w:rPr>
+        <w:t xml:space="preserve">2 DESENVOLVIMENTO</w:t>
+      </w:r>
+    </w:p>
+    <w:p>
+      <w:pPr>
+        <w:pStyle w:val="Title"/>
+        <w:spacing w:line="360" w:lineRule="auto"/>
+        <w:ind w:left="-566.9291338582675" w:firstLine="0"/>
+        <w:rPr>
+          <w:b w:val="1"/>
+          <w:bCs w:val="1"/>
+          <w:sz w:val="24"/>
+          <w:szCs w:val="24"/>
+        </w:rPr>
+      </w:pPr>
+      <w:bookmarkStart w:colFirst="0" w:colLast="0" w:name="_bn5xetcag68g" w:id="7"/>
+      <w:bookmarkEnd w:id="7"/>
+      <w:r>
+        <w:rPr>
+          <w:rtl w:val="0"/>
+        </w:rPr>
+      </w:r>
+    </w:p>
+    <w:p>
+      <w:pPr>
+        <w:pStyle w:val="Title"/>
+        <w:spacing w:line="360" w:lineRule="auto"/>
+        <w:ind w:left="-566.9291338582675" w:firstLine="0"/>
+        <w:rPr>
+          <w:b w:val="1"/>
+          <w:bCs w:val="1"/>
+          <w:sz w:val="24"/>
+          <w:szCs w:val="24"/>
+        </w:rPr>
+      </w:pPr>
+      <w:bookmarkStart w:colFirst="0" w:colLast="0" w:name="_r10nawfi9tzs" w:id="8"/>
+      <w:bookmarkEnd w:id="8"/>
+      <w:r>
+        <w:rPr>
+          <w:b w:val="1"/>
+          <w:bCs w:val="1"/>
+          <w:sz w:val="24"/>
+          <w:szCs w:val="24"/>
+          <w:rtl w:val="0"/>
+        </w:rPr>
+        <w:t xml:space="preserve">2.1 STRIPE</w:t>
+      </w:r>
+    </w:p>
+    <w:p>
+      <w:pPr>
+        <w:ind w:firstLine="720"/>
+        <w:rPr>
+          <w:sz w:val="24"/>
+          <w:szCs w:val="24"/>
+        </w:rPr>
+      </w:pPr>
+      <w:r>
+        <w:rPr>
+          <w:sz w:val="24"/>
+          <w:szCs w:val="24"/>
+          <w:rtl w:val="0"/>
+        </w:rPr>
+        <w:t xml:space="preserve">A Stripe é uma plataforma dona de 1% do PIB global que oferece serviços que envolvem a agilização de processos de pagamento, processos financeiros visando aumentar o lucro de uma empresa, inclusive oferecendo uma API para ser usada em sites como preferir.</w:t>
+      </w:r>
+    </w:p>
+    <w:p>
+      <w:pPr>
+        <w:ind w:firstLine="720"/>
+        <w:rPr>
+          <w:sz w:val="24"/>
+          <w:szCs w:val="24"/>
+        </w:rPr>
+      </w:pPr>
+      <w:r>
+        <w:rPr>
+          <w:sz w:val="24"/>
+          <w:szCs w:val="24"/>
+          <w:rtl w:val="0"/>
+        </w:rPr>
+        <w:t xml:space="preserve">Esses serviços são: Pagamentos on-line, Emissão de cartões de crédito, dashboard financeiro automático da sua empresa, ver movimentação de capital, gerenciar diversos modelos de negócios, dando suporte inclusive com ferramentas de IA.</w:t>
+      </w:r>
+      <w:r>
+        <w:rPr>
+          <w:rtl w:val="0"/>
+        </w:rPr>
+      </w:r>
+    </w:p>
+    <w:p>
+      <w:pPr>
+        <w:rPr/>
+      </w:pPr>
+      <w:r>
+        <w:rPr>
+          <w:rtl w:val="0"/>
+        </w:rPr>
+      </w:r>
+    </w:p>
+    <w:p>
+      <w:pPr>
+        <w:ind w:left="-566.9291338582675" w:firstLine="0"/>
+        <w:rPr/>
+      </w:pPr>
+      <w:r>
+        <w:rPr>
+          <w:rtl w:val="0"/>
+        </w:rPr>
+      </w:r>
+    </w:p>
+    <w:p>
+      <w:pPr>
+        <w:pStyle w:val="Heading3"/>
+        <w:ind w:left="-566.9291338582675" w:firstLine="0"/>
+        <w:rPr>
+          <w:color w:val="000000"/>
+        </w:rPr>
+      </w:pPr>
+      <w:bookmarkStart w:colFirst="0" w:colLast="0" w:name="_tg1zvkttrcrb" w:id="9"/>
+      <w:bookmarkEnd w:id="9"/>
+      <w:r>
+        <w:rPr>
+          <w:b w:val="1"/>
+          <w:bCs w:val="1"/>
+          <w:color w:val="000000"/>
+          <w:sz w:val="24"/>
+          <w:szCs w:val="24"/>
+          <w:rtl w:val="0"/>
+        </w:rPr>
+        <w:t xml:space="preserve">2.1.2 PÚBLICO-ALVO DA STRIPE</w:t>
+      </w:r>
+      <w:r>
+        <w:rPr>
+          <w:rtl w:val="0"/>
+        </w:rPr>
+      </w:r>
+    </w:p>
+    <w:p>
+      <w:pPr>
+        <w:ind w:left="153.07086614173244" w:firstLine="566.9291338582675"/>
+        <w:rPr>
+          <w:sz w:val="24"/>
+          <w:szCs w:val="24"/>
+        </w:rPr>
+      </w:pPr>
+      <w:r>
+        <w:rPr>
+          <w:sz w:val="24"/>
+          <w:szCs w:val="24"/>
+          <w:rtl w:val="0"/>
+        </w:rPr>
+        <w:t xml:space="preserve">O público-alvo da Stripe é nichado em todo tipo de empresa, pessoa, instituição ou corporação que almeja uma melhor gestão financeira on-line e serviços de pagamento para seus sites.</w:t>
+      </w:r>
+    </w:p>
+    <w:p>
+      <w:pPr>
+        <w:ind w:left="153.07086614173244" w:firstLine="566.9291338582675"/>
+        <w:rPr>
+          <w:sz w:val="24"/>
+          <w:szCs w:val="24"/>
+        </w:rPr>
+      </w:pPr>
+      <w:r>
+        <w:rPr>
+          <w:rtl w:val="0"/>
+        </w:rPr>
+      </w:r>
+    </w:p>
+    <w:p>
+      <w:pPr>
+        <w:ind w:left="0" w:firstLine="0"/>
+        <w:rPr>
+          <w:sz w:val="24"/>
+          <w:szCs w:val="24"/>
+        </w:rPr>
+      </w:pPr>
+      <w:r>
+        <w:rPr>
+          <w:rtl w:val="0"/>
+        </w:rPr>
+      </w:r>
+    </w:p>
+    <w:p>
+      <w:pPr>
+        <w:ind w:left="0" w:firstLine="0"/>
+        <w:rPr>
+          <w:sz w:val="24"/>
+          <w:szCs w:val="24"/>
+        </w:rPr>
+      </w:pPr>
+      <w:r>
+        <w:rPr>
+          <w:rtl w:val="0"/>
+        </w:rPr>
+      </w:r>
+    </w:p>
+    <w:p>
+      <w:pPr>
+        <w:pStyle w:val="Heading3"/>
+        <w:ind w:left="-566.9291338582675" w:firstLine="0"/>
+        <w:rPr>
+          <w:b w:val="1"/>
+          <w:bCs w:val="1"/>
+          <w:color w:val="000000"/>
+          <w:sz w:val="24"/>
+          <w:szCs w:val="24"/>
+        </w:rPr>
+      </w:pPr>
+      <w:bookmarkStart w:colFirst="0" w:colLast="0" w:name="_bjhcv2ygbr8b" w:id="10"/>
+      <w:bookmarkEnd w:id="10"/>
+      <w:r>
+        <w:rPr>
+          <w:b w:val="1"/>
+          <w:bCs w:val="1"/>
+          <w:color w:val="000000"/>
+          <w:sz w:val="24"/>
+          <w:szCs w:val="24"/>
+          <w:rtl w:val="0"/>
+        </w:rPr>
+        <w:t xml:space="preserve">2.1.3 ARQUITETURA DE TEXTO</w:t>
+      </w:r>
+    </w:p>
+    <w:p>
+      <w:pPr>
+        <w:rPr>
+          <w:sz w:val="24"/>
+          <w:szCs w:val="24"/>
+        </w:rPr>
+      </w:pPr>
+      <w:r>
+        <w:rPr>
+          <w:rtl w:val="0"/>
+        </w:rPr>
+        <w:tab/>
+      </w:r>
+      <w:r>
+        <w:rPr>
+          <w:sz w:val="24"/>
+          <w:szCs w:val="24"/>
+          <w:rtl w:val="0"/>
+        </w:rPr>
+        <w:t xml:space="preserve">A tipografia e arquitetura de texto do site são boas, contém apenas uma fonte corporativa com variações de peso o que faz jus a proposta do site e o torna mais legível com fluidez, e ser sem serifa o que o torna mais legível para quem tem algum empecilho na visão.</w:t>
+        <w:br w:type="textWrapping"/>
+        <w:br w:type="textWrapping"/>
+      </w:r>
+    </w:p>
+    <w:p>
+      <w:pPr>
+        <w:pStyle w:val="Heading3"/>
+        <w:ind w:left="-566.9291338582675" w:firstLine="0"/>
+        <w:rPr>
+          <w:b w:val="1"/>
+          <w:bCs w:val="1"/>
+          <w:color w:val="000000"/>
+          <w:sz w:val="24"/>
+          <w:szCs w:val="24"/>
+        </w:rPr>
+      </w:pPr>
+      <w:bookmarkStart w:colFirst="0" w:colLast="0" w:name="_3a45ymcb6gls" w:id="11"/>
+      <w:bookmarkEnd w:id="11"/>
+      <w:r>
+        <w:rPr>
+          <w:b w:val="1"/>
+          <w:bCs w:val="1"/>
+          <w:color w:val="000000"/>
+          <w:sz w:val="24"/>
+          <w:szCs w:val="24"/>
+          <w:rtl w:val="0"/>
+        </w:rPr>
+        <w:t xml:space="preserve">2.1.4 PALETA DE CORES</w:t>
+      </w:r>
+    </w:p>
+    <w:p>
+      <w:pPr>
+        <w:rPr>
+          <w:sz w:val="24"/>
+          <w:szCs w:val="24"/>
+        </w:rPr>
+      </w:pPr>
+      <w:r>
+        <w:rPr>
+          <w:rtl w:val="0"/>
+        </w:rPr>
+        <w:tab/>
+      </w:r>
+      <w:r>
+        <w:rPr>
+          <w:sz w:val="24"/>
+          <w:szCs w:val="24"/>
+          <w:rtl w:val="0"/>
+        </w:rPr>
+        <w:t xml:space="preserve">A paleta de cores é simples, as cores mais predominantes são preto e branco, cores neutras que permitem ter um bom destaque e foco nas imagens. Além de que o site tem uma cor destaque no fundo que são variações de roxo e rosa, permitindo dar valor à arquitetura.</w:t>
+      </w:r>
+    </w:p>
+    <w:p>
+      <w:pPr>
+        <w:rPr>
+          <w:sz w:val="24"/>
+          <w:szCs w:val="24"/>
+        </w:rPr>
+      </w:pPr>
+      <w:r>
+        <w:rPr>
+          <w:rtl w:val="0"/>
+        </w:rPr>
+      </w:r>
+    </w:p>
+    <w:p>
+      <w:pPr>
+        <w:rPr>
+          <w:sz w:val="24"/>
+          <w:szCs w:val="24"/>
+        </w:rPr>
+      </w:pPr>
+      <w:r>
+        <w:rPr>
+          <w:rtl w:val="0"/>
+        </w:rPr>
+      </w:r>
+    </w:p>
+    <w:p>
+      <w:pPr>
+        <w:pStyle w:val="Heading3"/>
+        <w:ind w:left="-566.9291338582675" w:firstLine="0"/>
+        <w:rPr>
+          <w:b w:val="1"/>
+          <w:bCs w:val="1"/>
+          <w:color w:val="000000"/>
+          <w:sz w:val="24"/>
+          <w:szCs w:val="24"/>
+        </w:rPr>
+      </w:pPr>
+      <w:bookmarkStart w:colFirst="0" w:colLast="0" w:name="_ycpi4ke86oqt" w:id="12"/>
+      <w:bookmarkEnd w:id="12"/>
+      <w:r>
+        <w:rPr>
+          <w:b w:val="1"/>
+          <w:bCs w:val="1"/>
+          <w:color w:val="000000"/>
+          <w:sz w:val="24"/>
+          <w:szCs w:val="24"/>
+          <w:rtl w:val="0"/>
+        </w:rPr>
+        <w:t xml:space="preserve">2.1.5 RESPONSIVIDADE</w:t>
+      </w:r>
+    </w:p>
+    <w:p>
+      <w:pPr>
+        <w:rPr>
+          <w:sz w:val="24"/>
+          <w:szCs w:val="24"/>
+        </w:rPr>
+      </w:pPr>
+      <w:r>
+        <w:rPr>
+          <w:rtl w:val="0"/>
+        </w:rPr>
+        <w:tab/>
+      </w:r>
+      <w:r>
+        <w:rPr>
+          <w:sz w:val="24"/>
+          <w:szCs w:val="24"/>
+          <w:rtl w:val="0"/>
+        </w:rPr>
+        <w:t xml:space="preserve">O site é altamente responsivo na versão mobile, o layout diminui os textos que seriam desnecessários e reorganiza a disposição das coisas que eram em grade agora em coluna. Os menus e listas que seriam extensos também foram diminuídos.</w:t>
+      </w:r>
+    </w:p>
+    <w:p>
+      <w:pPr>
+        <w:rPr>
+          <w:sz w:val="24"/>
+          <w:szCs w:val="24"/>
+        </w:rPr>
+      </w:pPr>
+      <w:r>
+        <w:rPr>
+          <w:rtl w:val="0"/>
+        </w:rPr>
+      </w:r>
+    </w:p>
+    <w:p>
+      <w:pPr>
+        <w:rPr>
+          <w:sz w:val="24"/>
+          <w:szCs w:val="24"/>
+        </w:rPr>
+      </w:pPr>
+      <w:r>
+        <w:rPr>
+          <w:rtl w:val="0"/>
+        </w:rPr>
+      </w:r>
+    </w:p>
+    <w:p>
+      <w:pPr>
+        <w:pStyle w:val="Heading2"/>
+        <w:ind w:left="-566.9291338582675" w:firstLine="0"/>
+        <w:rPr>
+          <w:b w:val="1"/>
+          <w:bCs w:val="1"/>
+          <w:sz w:val="24"/>
+          <w:szCs w:val="24"/>
+        </w:rPr>
+      </w:pPr>
+      <w:bookmarkStart w:colFirst="0" w:colLast="0" w:name="_k7ry44tkinvt" w:id="13"/>
+      <w:bookmarkEnd w:id="13"/>
+      <w:r>
+        <w:rPr>
+          <w:b w:val="1"/>
+          <w:bCs w:val="1"/>
+          <w:sz w:val="24"/>
+          <w:szCs w:val="24"/>
+          <w:rtl w:val="0"/>
+        </w:rPr>
+        <w:t xml:space="preserve">2.2 BERKSHIRE HATHAWAY</w:t>
+      </w:r>
+    </w:p>
+    <w:p>
+      <w:pPr>
+        <w:rPr>
+          <w:sz w:val="24"/>
+          <w:szCs w:val="24"/>
+        </w:rPr>
+      </w:pPr>
+      <w:r>
+        <w:rPr>
+          <w:rtl w:val="0"/>
+        </w:rPr>
+        <w:tab/>
+      </w:r>
+      <w:r>
+        <w:rPr>
+          <w:sz w:val="24"/>
+          <w:szCs w:val="24"/>
+          <w:rtl w:val="0"/>
+        </w:rPr>
+        <w:t xml:space="preserve">Multinacional americana, atuando como um conglomerado de empresas que foca em diversos setores financeiros como energia, seguro, manufatura, investimentos, etc. Sendo bem limitada em número de funcionários e empregabilidade.</w:t>
+      </w:r>
+    </w:p>
+    <w:p>
+      <w:pPr>
+        <w:rPr>
+          <w:sz w:val="24"/>
+          <w:szCs w:val="24"/>
+        </w:rPr>
+      </w:pPr>
+      <w:r>
+        <w:rPr>
+          <w:rtl w:val="0"/>
+        </w:rPr>
+      </w:r>
+    </w:p>
+    <w:p>
+      <w:pPr>
+        <w:pStyle w:val="Heading3"/>
+        <w:ind w:left="-566.9291338582675" w:firstLine="0"/>
+        <w:rPr>
+          <w:b w:val="1"/>
+          <w:bCs w:val="1"/>
+          <w:color w:val="000000"/>
+          <w:sz w:val="24"/>
+          <w:szCs w:val="24"/>
+        </w:rPr>
+      </w:pPr>
+      <w:bookmarkStart w:colFirst="0" w:colLast="0" w:name="_d65xdxx972zl" w:id="14"/>
+      <w:bookmarkEnd w:id="14"/>
+      <w:r>
+        <w:rPr>
+          <w:b w:val="1"/>
+          <w:bCs w:val="1"/>
+          <w:color w:val="000000"/>
+          <w:sz w:val="24"/>
+          <w:szCs w:val="24"/>
+          <w:rtl w:val="0"/>
+        </w:rPr>
+        <w:t xml:space="preserve">2.2.1 PÚBLICO-ALVO</w:t>
+      </w:r>
+    </w:p>
+    <w:p>
+      <w:pPr>
+        <w:rPr>
+          <w:sz w:val="24"/>
+          <w:szCs w:val="24"/>
+        </w:rPr>
+      </w:pPr>
+      <w:r>
+        <w:rPr>
+          <w:rtl w:val="0"/>
+        </w:rPr>
+        <w:tab/>
+      </w:r>
+      <w:r>
+        <w:rPr>
+          <w:sz w:val="24"/>
+          <w:szCs w:val="24"/>
+          <w:rtl w:val="0"/>
+        </w:rPr>
+        <w:t xml:space="preserve">Diversos setores da economia que necessitam de serviços bem específicos.</w:t>
+      </w:r>
+      <w:r>
+        <w:rPr>
+          <w:rtl w:val="0"/>
+        </w:rPr>
+      </w:r>
+    </w:p>
+    <w:p>
+      <w:pPr>
+        <w:rPr/>
+      </w:pPr>
+      <w:r>
+        <w:rPr>
+          <w:rtl w:val="0"/>
+        </w:rPr>
+      </w:r>
+    </w:p>
+    <w:p>
+      <w:pPr>
+        <w:pStyle w:val="Heading3"/>
+        <w:ind w:left="-566.9291338582675" w:firstLine="0"/>
+        <w:rPr>
+          <w:b w:val="1"/>
+          <w:bCs w:val="1"/>
+          <w:color w:val="000000"/>
+          <w:sz w:val="24"/>
+          <w:szCs w:val="24"/>
+        </w:rPr>
+      </w:pPr>
+      <w:bookmarkStart w:colFirst="0" w:colLast="0" w:name="_xyh2w61u2rbi" w:id="15"/>
+      <w:bookmarkEnd w:id="15"/>
+      <w:r>
+        <w:rPr>
+          <w:b w:val="1"/>
+          <w:bCs w:val="1"/>
+          <w:color w:val="000000"/>
+          <w:sz w:val="24"/>
+          <w:szCs w:val="24"/>
+          <w:rtl w:val="0"/>
+        </w:rPr>
+        <w:t xml:space="preserve">2.2.2 ARQUITETURA DE TEXTO</w:t>
+      </w:r>
+    </w:p>
+    <w:p>
+      <w:pPr>
+        <w:rPr>
+          <w:sz w:val="24"/>
+          <w:szCs w:val="24"/>
+        </w:rPr>
+      </w:pPr>
+      <w:r>
+        <w:rPr>
+          <w:rtl w:val="0"/>
+        </w:rPr>
+        <w:tab/>
+      </w:r>
+      <w:r>
+        <w:rPr>
+          <w:sz w:val="24"/>
+          <w:szCs w:val="24"/>
+          <w:rtl w:val="0"/>
+        </w:rPr>
+        <w:t xml:space="preserve">Os textos dispostos neste site são bem básicos, não há fontes aplicadas a não ser na logo principal que aparece em primeiro no site. A página web deles não possui um layout organizado e planejado que possibilitem textos fluidos de se ler. O conteúdo das empresas que formam esse site são colocados numa espécie de lista enorme, com as cartas que os sócios enviam ao CEO da Berkshire e assuntos pertinentes da empresa com links que dão às empresas parceiras e contatos.</w:t>
+      </w:r>
+    </w:p>
+    <w:p>
+      <w:pPr>
+        <w:pStyle w:val="Heading3"/>
+        <w:ind w:left="-566.9291338582675" w:firstLine="0"/>
+        <w:rPr>
+          <w:b w:val="1"/>
+          <w:bCs w:val="1"/>
+          <w:color w:val="000000"/>
+          <w:sz w:val="24"/>
+          <w:szCs w:val="24"/>
+        </w:rPr>
+      </w:pPr>
+      <w:bookmarkStart w:colFirst="0" w:colLast="0" w:name="_u7q6t7vptzg7" w:id="16"/>
+      <w:bookmarkEnd w:id="16"/>
+      <w:r>
+        <w:rPr>
+          <w:b w:val="1"/>
+          <w:bCs w:val="1"/>
+          <w:color w:val="000000"/>
+          <w:sz w:val="24"/>
+          <w:szCs w:val="24"/>
+          <w:rtl w:val="0"/>
+        </w:rPr>
+        <w:t xml:space="preserve">2.2.3 PALETA DE CORES</w:t>
+      </w:r>
+    </w:p>
+    <w:p>
+      <w:pPr>
+        <w:rPr>
+          <w:sz w:val="24"/>
+          <w:szCs w:val="24"/>
+        </w:rPr>
+      </w:pPr>
+      <w:r>
+        <w:rPr>
+          <w:rtl w:val="0"/>
+        </w:rPr>
+        <w:tab/>
+      </w:r>
+      <w:r>
+        <w:rPr>
+          <w:sz w:val="24"/>
+          <w:szCs w:val="24"/>
+          <w:rtl w:val="0"/>
+        </w:rPr>
+        <w:t xml:space="preserve">Não há paleta atraente, só há um branco de fundo com um azul escuro bem simples nos textos, permitindo um contraste bem básico que permite a diferenciação dos elementos de forma esdrúxula. Uma clara evidência de que a empresa não possui identidade visual própria.</w:t>
+      </w:r>
+    </w:p>
+    <w:p>
+      <w:pPr>
+        <w:pStyle w:val="Heading3"/>
+        <w:ind w:left="-566.9291338582675" w:firstLine="0"/>
+        <w:rPr>
+          <w:b w:val="1"/>
+          <w:bCs w:val="1"/>
+          <w:color w:val="000000"/>
+          <w:sz w:val="24"/>
+          <w:szCs w:val="24"/>
+        </w:rPr>
+      </w:pPr>
+      <w:bookmarkStart w:colFirst="0" w:colLast="0" w:name="_d1ajbc5kbkx0" w:id="17"/>
+      <w:bookmarkEnd w:id="17"/>
+      <w:r>
+        <w:rPr>
+          <w:b w:val="1"/>
+          <w:bCs w:val="1"/>
+          <w:color w:val="000000"/>
+          <w:sz w:val="24"/>
+          <w:szCs w:val="24"/>
+          <w:rtl w:val="0"/>
+        </w:rPr>
+        <w:t xml:space="preserve">2.2.4 RESPONSIVIDADE</w:t>
+      </w:r>
+    </w:p>
+    <w:p>
+      <w:pPr>
+        <w:rPr>
+          <w:sz w:val="24"/>
+          <w:szCs w:val="24"/>
+        </w:rPr>
+      </w:pPr>
+      <w:r>
+        <w:rPr>
+          <w:rtl w:val="0"/>
+        </w:rPr>
+        <w:tab/>
+      </w:r>
+      <w:r>
+        <w:rPr>
+          <w:sz w:val="24"/>
+          <w:szCs w:val="24"/>
+          <w:rtl w:val="0"/>
+        </w:rPr>
+        <w:t xml:space="preserve">O conteúdo se adapta ao tamanho da tela, mas não os componentes, é como uma grande caixa que contém tudo do site e ela muda de tamanho junto com o que tem dentro, não sendo ideal o uso em dispositivos mobile.</w:t>
+      </w:r>
+    </w:p>
+    <w:p>
+      <w:pPr>
+        <w:rPr>
+          <w:sz w:val="24"/>
+          <w:szCs w:val="24"/>
+        </w:rPr>
+      </w:pPr>
+      <w:r>
+        <w:rPr>
+          <w:rtl w:val="0"/>
+        </w:rPr>
+      </w:r>
+    </w:p>
+    <w:p>
+      <w:pPr>
+        <w:pStyle w:val="Heading2"/>
+        <w:ind w:left="-566.9291338582675" w:firstLine="0"/>
+        <w:rPr>
+          <w:b w:val="1"/>
+          <w:bCs w:val="1"/>
+          <w:sz w:val="24"/>
+          <w:szCs w:val="24"/>
+        </w:rPr>
+      </w:pPr>
+      <w:bookmarkStart w:colFirst="0" w:colLast="0" w:name="_yon44sjtew6j" w:id="18"/>
+      <w:bookmarkEnd w:id="18"/>
+      <w:r>
+        <w:rPr>
+          <w:b w:val="1"/>
+          <w:bCs w:val="1"/>
+          <w:sz w:val="24"/>
+          <w:szCs w:val="24"/>
+          <w:rtl w:val="0"/>
+        </w:rPr>
+        <w:t xml:space="preserve">2.3 YALE SCHOOL OF ART</w:t>
+      </w:r>
+    </w:p>
+    <w:p>
+      <w:pPr>
+        <w:rPr>
+          <w:sz w:val="24"/>
+          <w:szCs w:val="24"/>
+        </w:rPr>
+      </w:pPr>
+      <w:r>
+        <w:rPr>
+          <w:rtl w:val="0"/>
+        </w:rPr>
+        <w:tab/>
+      </w:r>
+      <w:r>
+        <w:rPr>
+          <w:sz w:val="24"/>
+          <w:szCs w:val="24"/>
+          <w:rtl w:val="0"/>
+        </w:rPr>
+        <w:t xml:space="preserve">Site que serve como uma wiki da universidade de artes visuais em New Haven, Connecticut, sendo a primeira universidade profissional  de belas artes vinculada a uma universidade dos Estados Unidos</w:t>
+      </w:r>
+      <w:r>
+        <w:rPr>
+          <w:rtl w:val="0"/>
+        </w:rPr>
+      </w:r>
+    </w:p>
+    <w:p>
+      <w:pPr>
+        <w:ind w:left="-566.9291338582675" w:firstLine="0"/>
+        <w:rPr/>
+      </w:pPr>
+      <w:r>
+        <w:rPr>
+          <w:rtl w:val="0"/>
+        </w:rPr>
+      </w:r>
+    </w:p>
+    <w:p>
+      <w:pPr>
+        <w:pStyle w:val="Heading3"/>
+        <w:ind w:left="-566.9291338582675" w:firstLine="0"/>
+        <w:rPr>
+          <w:b w:val="1"/>
+          <w:bCs w:val="1"/>
+          <w:color w:val="000000"/>
+          <w:sz w:val="24"/>
+          <w:szCs w:val="24"/>
+        </w:rPr>
+      </w:pPr>
+      <w:bookmarkStart w:colFirst="0" w:colLast="0" w:name="_3ym5j5eujolo" w:id="19"/>
+      <w:bookmarkEnd w:id="19"/>
+      <w:r>
+        <w:rPr>
+          <w:b w:val="1"/>
+          <w:bCs w:val="1"/>
+          <w:color w:val="000000"/>
+          <w:sz w:val="24"/>
+          <w:szCs w:val="24"/>
+          <w:rtl w:val="0"/>
+        </w:rPr>
+        <w:t xml:space="preserve">2.3.1 PÚBLICO-ALVO</w:t>
+      </w:r>
+    </w:p>
+    <w:p>
+      <w:pPr>
+        <w:rPr>
+          <w:sz w:val="24"/>
+          <w:szCs w:val="24"/>
+        </w:rPr>
+      </w:pPr>
+      <w:r>
+        <w:rPr>
+          <w:rtl w:val="0"/>
+        </w:rPr>
+        <w:tab/>
+      </w:r>
+      <w:r>
+        <w:rPr>
+          <w:sz w:val="24"/>
+          <w:szCs w:val="24"/>
+          <w:rtl w:val="0"/>
+        </w:rPr>
+        <w:t xml:space="preserve">Estudantes e membros da comunidade desta universidade em geral.</w:t>
+      </w:r>
+    </w:p>
+    <w:p>
+      <w:pPr>
+        <w:rPr/>
+      </w:pPr>
+      <w:r>
+        <w:rPr>
+          <w:rtl w:val="0"/>
+        </w:rPr>
+      </w:r>
+    </w:p>
+    <w:p>
+      <w:pPr>
+        <w:pStyle w:val="Heading3"/>
+        <w:ind w:left="-566.9291338582675" w:firstLine="0"/>
+        <w:rPr>
+          <w:b w:val="1"/>
+          <w:bCs w:val="1"/>
+          <w:color w:val="000000"/>
+          <w:sz w:val="24"/>
+          <w:szCs w:val="24"/>
+        </w:rPr>
+      </w:pPr>
+      <w:bookmarkStart w:colFirst="0" w:colLast="0" w:name="_xldfccrue85c" w:id="20"/>
+      <w:bookmarkEnd w:id="20"/>
+      <w:r>
+        <w:rPr>
+          <w:b w:val="1"/>
+          <w:bCs w:val="1"/>
+          <w:color w:val="000000"/>
+          <w:sz w:val="24"/>
+          <w:szCs w:val="24"/>
+          <w:rtl w:val="0"/>
+        </w:rPr>
+        <w:t xml:space="preserve">2.3.2 ARQUITETURA DE TEXTO</w:t>
+      </w:r>
+    </w:p>
+    <w:p>
+      <w:pPr>
+        <w:rPr>
+          <w:sz w:val="24"/>
+          <w:szCs w:val="24"/>
+        </w:rPr>
+      </w:pPr>
+      <w:r>
+        <w:rPr>
+          <w:rtl w:val="0"/>
+        </w:rPr>
+        <w:tab/>
+      </w:r>
+      <w:r>
+        <w:rPr>
+          <w:sz w:val="24"/>
+          <w:szCs w:val="24"/>
+          <w:rtl w:val="0"/>
+        </w:rPr>
+        <w:t xml:space="preserve">Os textos não possuem fontes e sua disposição é como uma espécie de tabela, o que não é a melhor forma de se construir site.</w:t>
+        <w:br w:type="textWrapping"/>
+        <w:tab/>
+        <w:t xml:space="preserve">As fontes que o site possui são diversas mas de um jeito ruim, pois não tem uma seleção estratégica, em que título, subtítulo e parágrafos tem respectivas fontes para cada um, de tal maneira que dá a impressão de que foi feito às pressas e não com uma identidade visual decente.</w:t>
+      </w:r>
+      <w:r>
+        <w:rPr>
+          <w:rtl w:val="0"/>
+        </w:rPr>
+      </w:r>
+    </w:p>
+    <w:p>
+      <w:pPr>
+        <w:rPr/>
+      </w:pPr>
+      <w:r>
+        <w:rPr>
+          <w:rtl w:val="0"/>
+        </w:rPr>
+      </w:r>
+    </w:p>
+    <w:p>
+      <w:pPr>
+        <w:pStyle w:val="Heading3"/>
+        <w:ind w:left="-566.9291338582675" w:firstLine="0"/>
+        <w:rPr>
+          <w:b w:val="1"/>
+          <w:bCs w:val="1"/>
+          <w:color w:val="000000"/>
+          <w:sz w:val="24"/>
+          <w:szCs w:val="24"/>
+        </w:rPr>
+      </w:pPr>
+      <w:bookmarkStart w:colFirst="0" w:colLast="0" w:name="_3wrh9a5c4whx" w:id="21"/>
+      <w:bookmarkEnd w:id="21"/>
+      <w:r>
+        <w:rPr>
+          <w:b w:val="1"/>
+          <w:bCs w:val="1"/>
+          <w:color w:val="000000"/>
+          <w:sz w:val="24"/>
+          <w:szCs w:val="24"/>
+          <w:rtl w:val="0"/>
+        </w:rPr>
+        <w:t xml:space="preserve">2.3.3 PALETA DE CORES</w:t>
+      </w:r>
+    </w:p>
+    <w:p>
+      <w:pPr>
+        <w:rPr>
+          <w:sz w:val="24"/>
+          <w:szCs w:val="24"/>
+        </w:rPr>
+      </w:pPr>
+      <w:r>
+        <w:rPr>
+          <w:rtl w:val="0"/>
+        </w:rPr>
+        <w:tab/>
+      </w:r>
+      <w:r>
+        <w:rPr>
+          <w:sz w:val="24"/>
+          <w:szCs w:val="24"/>
+          <w:rtl w:val="0"/>
+        </w:rPr>
+        <w:t xml:space="preserve">O site só tem cores primárias (Vermelho-laranja, verde e amarelo) dentro de caixas que contém os textos escuros. Há um contraste de uma forma ruim que evidencia a falta de planejamento por parte dos programadores do site.</w:t>
+      </w:r>
+      <w:r>
+        <w:rPr>
+          <w:rtl w:val="0"/>
+        </w:rPr>
+      </w:r>
+    </w:p>
+    <w:p>
+      <w:pPr>
+        <w:rPr/>
+      </w:pPr>
+      <w:r>
+        <w:rPr>
+          <w:rtl w:val="0"/>
+        </w:rPr>
+      </w:r>
+    </w:p>
+    <w:p>
+      <w:pPr>
+        <w:pStyle w:val="Heading3"/>
+        <w:ind w:left="-566.9291338582675" w:firstLine="0"/>
+        <w:rPr/>
+      </w:pPr>
+      <w:bookmarkStart w:colFirst="0" w:colLast="0" w:name="_smmal9kfvoew" w:id="22"/>
+      <w:bookmarkEnd w:id="22"/>
+      <w:r>
+        <w:rPr>
+          <w:b w:val="1"/>
+          <w:bCs w:val="1"/>
+          <w:color w:val="000000"/>
+          <w:sz w:val="24"/>
+          <w:szCs w:val="24"/>
+          <w:rtl w:val="0"/>
+        </w:rPr>
+        <w:t xml:space="preserve">2.3.4 RESPONSIVIDADE</w:t>
+      </w:r>
+      <w:r>
+        <w:rPr>
+          <w:rtl w:val="0"/>
+        </w:rPr>
+      </w:r>
+    </w:p>
+    <w:p>
+      <w:pPr>
+        <w:ind w:left="153.07086614173244" w:firstLine="566.9291338582675"/>
+        <w:rPr>
+          <w:sz w:val="24"/>
+          <w:szCs w:val="24"/>
+        </w:rPr>
+      </w:pPr>
+      <w:r>
+        <w:rPr>
+          <w:sz w:val="24"/>
+          <w:szCs w:val="24"/>
+          <w:rtl w:val="0"/>
+        </w:rPr>
+        <w:t xml:space="preserve">Ele é responsivo, muito por conta da disposição dos elementos em grade. Sua versão mobile é adaptada e mais usual que o site.</w:t>
+      </w:r>
+    </w:p>
+    <w:p>
+      <w:pPr>
+        <w:pStyle w:val="Title"/>
+        <w:ind w:left="153.07086614173244" w:firstLine="566.9291338582675"/>
+        <w:rPr>
+          <w:b w:val="1"/>
+          <w:bCs w:val="1"/>
+          <w:sz w:val="24"/>
+          <w:szCs w:val="24"/>
+        </w:rPr>
+      </w:pPr>
+      <w:bookmarkStart w:colFirst="0" w:colLast="0" w:name="_yt225ro9u81l" w:id="23"/>
+      <w:bookmarkEnd w:id="23"/>
+      <w:r>
+        <w:rPr>
+          <w:rtl w:val="0"/>
+        </w:rPr>
+        <w:br w:type="textWrapping"/>
+        <w:br w:type="textWrapping"/>
+      </w:r>
+      <w:r>
+        <w:rPr>
+          <w:b w:val="1"/>
+          <w:bCs w:val="1"/>
+          <w:sz w:val="24"/>
+          <w:szCs w:val="24"/>
+          <w:rtl w:val="0"/>
+        </w:rPr>
+        <w:t xml:space="preserve">REFERÊNCIAS</w:t>
+      </w:r>
+    </w:p>
+    <w:p>
+      <w:pPr>
+        <w:ind w:left="153.07086614173244" w:firstLine="566.9291338582675"/>
+        <w:rPr>
+          <w:b w:val="1"/>
+          <w:bCs w:val="1"/>
+          <w:sz w:val="24"/>
+          <w:szCs w:val="24"/>
+        </w:rPr>
+      </w:pPr>
+      <w:r>
+        <w:rPr>
+          <w:rtl w:val="0"/>
+        </w:rPr>
+      </w:r>
+    </w:p>
+    <w:p>
+      <w:pPr>
+        <w:spacing w:line="240" w:lineRule="auto"/>
+        <w:ind w:left="153.07086614173244" w:firstLine="0"/>
+        <w:rPr>
+          <w:sz w:val="24"/>
+          <w:szCs w:val="24"/>
+        </w:rPr>
+      </w:pPr>
+      <w:r>
+        <w:rPr>
+          <w:rtl w:val="0"/>
+        </w:rPr>
+        <w:t xml:space="preserve"> </w:t>
+        <w:tab/>
+      </w:r>
+      <w:r>
+        <w:rPr>
+          <w:sz w:val="24"/>
+          <w:szCs w:val="24"/>
+          <w:rtl w:val="0"/>
+        </w:rPr>
+        <w:t xml:space="preserve">Stripe. Disponível em: </w:t>
+      </w:r>
+      <w:hyperlink r:id="rId6">
+        <w:r>
+          <w:rPr>
+            <w:color w:val="1155cc"/>
+            <w:sz w:val="24"/>
+            <w:szCs w:val="24"/>
+            <w:u w:val="single"/>
+            <w:rtl w:val="0"/>
+          </w:rPr>
+          <w:t xml:space="preserve">https://stripe.com/br</w:t>
+        </w:r>
+      </w:hyperlink>
+      <w:r>
+        <w:rPr>
+          <w:sz w:val="24"/>
+          <w:szCs w:val="24"/>
+          <w:rtl w:val="0"/>
+        </w:rPr>
+        <w:t xml:space="preserve"> </w:t>
+      </w:r>
+    </w:p>
+    <w:p>
+      <w:pPr>
+        <w:spacing w:line="240" w:lineRule="auto"/>
+        <w:ind w:left="153.07086614173244" w:firstLine="0"/>
+        <w:rPr>
+          <w:sz w:val="24"/>
+          <w:szCs w:val="24"/>
+        </w:rPr>
+      </w:pPr>
+      <w:r>
+        <w:rPr>
+          <w:rtl w:val="0"/>
+        </w:rPr>
+      </w:r>
+    </w:p>
+    <w:p>
+      <w:pPr>
+        <w:spacing w:line="240" w:lineRule="auto"/>
+        <w:ind w:left="153.07086614173244" w:firstLine="0"/>
+        <w:rPr>
+          <w:sz w:val="24"/>
+          <w:szCs w:val="24"/>
+        </w:rPr>
+      </w:pPr>
+      <w:r>
+        <w:rPr>
+          <w:sz w:val="24"/>
+          <w:szCs w:val="24"/>
+          <w:rtl w:val="0"/>
+        </w:rPr>
+        <w:tab/>
+      </w:r>
+    </w:p>
+    <w:p>
+      <w:pPr>
+        <w:spacing w:line="240" w:lineRule="auto"/>
+        <w:ind w:left="153.07086614173244" w:firstLine="0"/>
+        <w:rPr>
+          <w:sz w:val="24"/>
+          <w:szCs w:val="24"/>
+        </w:rPr>
+      </w:pPr>
+      <w:r>
+        <w:rPr>
+          <w:sz w:val="24"/>
+          <w:szCs w:val="24"/>
+          <w:rtl w:val="0"/>
+        </w:rPr>
+        <w:tab/>
+        <w:t xml:space="preserve">Berkshire Hathaway. Disponível em: </w:t>
+      </w:r>
+      <w:hyperlink r:id="rId7">
+        <w:r>
+          <w:rPr>
+            <w:color w:val="1155cc"/>
+            <w:sz w:val="24"/>
+            <w:szCs w:val="24"/>
+            <w:u w:val="single"/>
+            <w:rtl w:val="0"/>
+          </w:rPr>
+          <w:t xml:space="preserve">https://www.berkshirehathaway.com/</w:t>
+        </w:r>
+      </w:hyperlink>
+      <w:r>
+        <w:rPr>
+          <w:rtl w:val="0"/>
+        </w:rPr>
+      </w:r>
+    </w:p>
+    <w:p>
+      <w:pPr>
+        <w:spacing w:line="240" w:lineRule="auto"/>
+        <w:ind w:left="0" w:firstLine="0"/>
+        <w:rPr>
+          <w:sz w:val="24"/>
+          <w:szCs w:val="24"/>
+        </w:rPr>
+      </w:pPr>
+      <w:r>
+        <w:rPr>
+          <w:rtl w:val="0"/>
+        </w:rPr>
+      </w:r>
+    </w:p>
+    <w:p>
+      <w:pPr>
+        <w:spacing w:line="240" w:lineRule="auto"/>
+        <w:ind w:left="153.07086614173244" w:firstLine="0"/>
+        <w:rPr>
+          <w:sz w:val="24"/>
+          <w:szCs w:val="24"/>
+        </w:rPr>
+      </w:pPr>
+      <w:r>
+        <w:rPr>
+          <w:sz w:val="24"/>
+          <w:szCs w:val="24"/>
+          <w:rtl w:val="0"/>
+        </w:rPr>
+        <w:tab/>
+      </w:r>
+    </w:p>
+    <w:p>
+      <w:pPr>
+        <w:spacing w:line="240" w:lineRule="auto"/>
+        <w:ind w:left="153.07086614173244" w:firstLine="0"/>
+        <w:rPr>
+          <w:sz w:val="24"/>
+          <w:szCs w:val="24"/>
+        </w:rPr>
+      </w:pPr>
+      <w:r>
+        <w:rPr>
+          <w:sz w:val="24"/>
+          <w:szCs w:val="24"/>
+          <w:rtl w:val="0"/>
+        </w:rPr>
+        <w:tab/>
+        <w:t xml:space="preserve">Yale School of art. Disponível em:</w:t>
+      </w:r>
+      <w:hyperlink r:id="rId8">
+        <w:r>
+          <w:rPr>
+            <w:color w:val="1155cc"/>
+            <w:sz w:val="24"/>
+            <w:szCs w:val="24"/>
+            <w:u w:val="single"/>
+            <w:rtl w:val="0"/>
+          </w:rPr>
+          <w:t xml:space="preserve">https://www.art.yale.edu/</w:t>
+        </w:r>
+      </w:hyperlink>
+      <w:r>
+        <w:rPr>
+          <w:rtl w:val="0"/>
+        </w:rPr>
+      </w:r>
+    </w:p>
+    <w:p>
+      <w:pPr>
+        <w:spacing w:line="240" w:lineRule="auto"/>
+        <w:ind w:left="153.07086614173244" w:firstLine="0"/>
+        <w:rPr>
+          <w:sz w:val="24"/>
+          <w:szCs w:val="24"/>
+        </w:rPr>
+      </w:pPr>
+      <w:r>
+        <w:rPr>
+          <w:rtl w:val="0"/>
+        </w:rPr>
+      </w:r>
+    </w:p>
+    <w:p>
+      <w:pPr>
+        <w:spacing w:line="240" w:lineRule="auto"/>
+        <w:ind w:left="153.07086614173244" w:firstLine="0"/>
+        <w:rPr>
+          <w:sz w:val="24"/>
+          <w:szCs w:val="24"/>
+        </w:rPr>
+      </w:pPr>
+      <w:r>
+        <w:rPr>
+          <w:rtl w:val="0"/>
+        </w:rPr>
+      </w:r>
+    </w:p>
+    <w:p>
+      <w:pPr>
+        <w:spacing w:line="360" w:lineRule="auto"/>
+        <w:ind w:left="-566.9291338582675" w:firstLine="0"/>
+        <w:rPr>
+          <w:sz w:val="24"/>
+          <w:szCs w:val="24"/>
+        </w:rPr>
+      </w:pPr>
+      <w:r>
+        <w:rPr>
+          <w:rtl w:val="0"/>
+        </w:rPr>
+      </w:r>
+    </w:p>
+    <w:p>
+      <w:pPr>
+        <w:spacing w:line="360" w:lineRule="auto"/>
+        <w:ind w:left="-566.9291338582675" w:firstLine="0"/>
+        <w:rPr>
+          <w:sz w:val="24"/>
+          <w:szCs w:val="24"/>
+        </w:rPr>
+      </w:pPr>
+      <w:r>
+        <w:rPr>
+          <w:rtl w:val="0"/>
+        </w:rPr>
+      </w:r>
+    </w:p>
+    <w:p>
+      <w:pPr>
+        <w:spacing w:line="360" w:lineRule="auto"/>
+        <w:ind w:left="-566.9291338582675" w:firstLine="0"/>
+        <w:jc w:val="center"/>
+        <w:rPr>
+          <w:b w:val="1"/>
+          <w:bCs w:val="1"/>
+          <w:sz w:val="28"/>
+          <w:szCs w:val="28"/>
+        </w:rPr>
+      </w:pPr>
+      <w:r>
+        <w:rPr>
+          <w:rtl w:val="0"/>
+        </w:rPr>
+      </w:r>
+    </w:p>
+    <w:p>
+      <w:pPr>
+        <w:spacing w:line="360" w:lineRule="auto"/>
+        <w:ind w:left="-566.9291338582675" w:firstLine="0"/>
+        <w:jc w:val="center"/>
+        <w:rPr>
+          <w:b w:val="1"/>
+          <w:bCs w:val="1"/>
+          <w:sz w:val="28"/>
+          <w:szCs w:val="28"/>
+        </w:rPr>
+      </w:pPr>
+      <w:r>
+        <w:rPr>
+          <w:rtl w:val="0"/>
+        </w:rPr>
+      </w:r>
+    </w:p>
+    <w:p>
+      <w:pPr>
+        <w:spacing w:line="360" w:lineRule="auto"/>
+        <w:ind w:left="-566.9291338582675" w:firstLine="0"/>
+        <w:jc w:val="center"/>
+        <w:rPr>
+          <w:b w:val="1"/>
+          <w:bCs w:val="1"/>
+          <w:sz w:val="28"/>
+          <w:szCs w:val="28"/>
+        </w:rPr>
+      </w:pPr>
+      <w:r>
+        <w:rPr>
+          <w:rtl w:val="0"/>
+        </w:rPr>
+      </w:r>
+    </w:p>
+    <w:p>
+      <w:pPr>
+        <w:spacing w:line="360" w:lineRule="auto"/>
+        <w:ind w:left="-566.9291338582675" w:firstLine="0"/>
+        <w:jc w:val="left"/>
+        <w:rPr>
+          <w:b w:val="1"/>
+          <w:bCs w:val="1"/>
+          <w:sz w:val="28"/>
+          <w:szCs w:val="28"/>
         </w:rPr>
       </w:pPr>
       <w:r>
